--- a/fwtally/Tally_Book_BY_PARNAMI.docx
+++ b/fwtally/Tally_Book_BY_PARNAMI.docx
@@ -35,7 +35,7 @@
         <w:jc w:val="center"/>
       </w:pPr>
       <w:r>
-        <w:t>Generated on: 2026-08-16 11:39</w:t>
+        <w:t>Generated on: 2026-08-16 11:55</w:t>
       </w:r>
     </w:p>
     <w:p/>
@@ -528,6 +528,11 @@
       </w:r>
     </w:p>
     <w:p>
+      <w:r>
+        <w:br w:type="page"/>
+      </w:r>
+    </w:p>
+    <w:p>
       <w:pPr>
         <w:pStyle w:val="Heading2"/>
       </w:pPr>
@@ -538,6 +543,11 @@
     <w:p>
       <w:r>
         <w:t>Website: www.upcissyoutube.com</w:t>
+      </w:r>
+    </w:p>
+    <w:p>
+      <w:r>
+        <w:br w:type="page"/>
       </w:r>
     </w:p>
     <w:p>
@@ -582,6 +592,11 @@
       </w:r>
     </w:p>
     <w:p>
+      <w:r>
+        <w:br w:type="page"/>
+      </w:r>
+    </w:p>
+    <w:p>
       <w:pPr>
         <w:pStyle w:val="Heading2"/>
       </w:pPr>
@@ -665,6 +680,11 @@
       </w:pPr>
       <w:r>
         <w:t>Backup data at the end of session.</w:t>
+      </w:r>
+    </w:p>
+    <w:p>
+      <w:r>
+        <w:br w:type="page"/>
       </w:r>
     </w:p>
     <w:p>
@@ -1460,6 +1480,11 @@
       </w:hyperlink>
     </w:p>
     <w:p>
+      <w:r>
+        <w:br w:type="page"/>
+      </w:r>
+    </w:p>
+    <w:p>
       <w:pPr>
         <w:pStyle w:val="Heading2"/>
       </w:pPr>
@@ -1473,6 +1498,11 @@
           <w:i/>
         </w:rPr>
         <w:t>[Diagram/chart retained in HTML version. Refer to the HTML file for the full visual.]</w:t>
+      </w:r>
+    </w:p>
+    <w:p>
+      <w:r>
+        <w:br w:type="page"/>
       </w:r>
     </w:p>
     <w:p>
@@ -1629,6 +1659,11 @@
       </w:r>
     </w:p>
     <w:p>
+      <w:r>
+        <w:br w:type="page"/>
+      </w:r>
+    </w:p>
+    <w:p>
       <w:pPr>
         <w:pStyle w:val="Heading2"/>
       </w:pPr>
@@ -1642,6 +1677,11 @@
           <w:i/>
         </w:rPr>
         <w:t>[Diagram/chart retained in HTML version. Refer to the HTML file for the full visual.]</w:t>
+      </w:r>
+    </w:p>
+    <w:p>
+      <w:r>
+        <w:br w:type="page"/>
       </w:r>
     </w:p>
     <w:p>
@@ -1902,6 +1942,11 @@
       </w:r>
     </w:p>
     <w:p>
+      <w:r>
+        <w:br w:type="page"/>
+      </w:r>
+    </w:p>
+    <w:p>
       <w:pPr>
         <w:pStyle w:val="Heading2"/>
       </w:pPr>
@@ -1915,6 +1960,11 @@
       </w:r>
     </w:p>
     <w:p>
+      <w:r>
+        <w:br w:type="page"/>
+      </w:r>
+    </w:p>
+    <w:p>
       <w:pPr>
         <w:pStyle w:val="Heading2"/>
       </w:pPr>
@@ -1931,6 +1981,11 @@
       </w:r>
     </w:p>
     <w:p>
+      <w:r>
+        <w:br w:type="page"/>
+      </w:r>
+    </w:p>
+    <w:p>
       <w:pPr>
         <w:pStyle w:val="Heading2"/>
       </w:pPr>
@@ -1944,6 +1999,11 @@
       </w:r>
     </w:p>
     <w:p>
+      <w:r>
+        <w:br w:type="page"/>
+      </w:r>
+    </w:p>
+    <w:p>
       <w:pPr>
         <w:pStyle w:val="Heading2"/>
       </w:pPr>
@@ -1960,6 +2020,11 @@
       </w:r>
     </w:p>
     <w:p>
+      <w:r>
+        <w:br w:type="page"/>
+      </w:r>
+    </w:p>
+    <w:p>
       <w:pPr>
         <w:pStyle w:val="Heading2"/>
       </w:pPr>
@@ -2016,6 +2081,11 @@
       </w:r>
     </w:p>
     <w:p>
+      <w:r>
+        <w:br w:type="page"/>
+      </w:r>
+    </w:p>
+    <w:p>
       <w:pPr>
         <w:pStyle w:val="Heading2"/>
       </w:pPr>
@@ -2032,6 +2102,11 @@
       </w:r>
     </w:p>
     <w:p>
+      <w:r>
+        <w:br w:type="page"/>
+      </w:r>
+    </w:p>
+    <w:p>
       <w:pPr>
         <w:pStyle w:val="Heading2"/>
       </w:pPr>
@@ -2120,6 +2195,11 @@
       </w:r>
     </w:p>
     <w:p>
+      <w:r>
+        <w:br w:type="page"/>
+      </w:r>
+    </w:p>
+    <w:p>
       <w:pPr>
         <w:pStyle w:val="Heading2"/>
       </w:pPr>
@@ -2136,6 +2216,11 @@
       </w:r>
     </w:p>
     <w:p>
+      <w:r>
+        <w:br w:type="page"/>
+      </w:r>
+    </w:p>
+    <w:p>
       <w:pPr>
         <w:pStyle w:val="Heading2"/>
       </w:pPr>
@@ -2176,6 +2261,11 @@
       </w:r>
     </w:p>
     <w:p>
+      <w:r>
+        <w:br w:type="page"/>
+      </w:r>
+    </w:p>
+    <w:p>
       <w:pPr>
         <w:pStyle w:val="Heading2"/>
       </w:pPr>
@@ -2208,6 +2298,11 @@
       </w:r>
     </w:p>
     <w:p>
+      <w:r>
+        <w:br w:type="page"/>
+      </w:r>
+    </w:p>
+    <w:p>
       <w:pPr>
         <w:pStyle w:val="Heading2"/>
       </w:pPr>
@@ -2224,6 +2319,11 @@
       </w:r>
     </w:p>
     <w:p>
+      <w:r>
+        <w:br w:type="page"/>
+      </w:r>
+    </w:p>
+    <w:p>
       <w:pPr>
         <w:pStyle w:val="Heading2"/>
       </w:pPr>
@@ -2304,6 +2404,11 @@
       </w:r>
     </w:p>
     <w:p>
+      <w:r>
+        <w:br w:type="page"/>
+      </w:r>
+    </w:p>
+    <w:p>
       <w:pPr>
         <w:pStyle w:val="Heading2"/>
       </w:pPr>
@@ -2360,6 +2465,11 @@
       </w:r>
     </w:p>
     <w:p>
+      <w:r>
+        <w:br w:type="page"/>
+      </w:r>
+    </w:p>
+    <w:p>
       <w:pPr>
         <w:pStyle w:val="Heading2"/>
       </w:pPr>
@@ -2432,6 +2542,11 @@
       </w:r>
     </w:p>
     <w:p>
+      <w:r>
+        <w:br w:type="page"/>
+      </w:r>
+    </w:p>
+    <w:p>
       <w:pPr>
         <w:pStyle w:val="Heading2"/>
       </w:pPr>
@@ -2448,6 +2563,11 @@
       </w:r>
     </w:p>
     <w:p>
+      <w:r>
+        <w:br w:type="page"/>
+      </w:r>
+    </w:p>
+    <w:p>
       <w:pPr>
         <w:pStyle w:val="Heading2"/>
       </w:pPr>
@@ -2520,6 +2640,11 @@
       </w:r>
     </w:p>
     <w:p>
+      <w:r>
+        <w:br w:type="page"/>
+      </w:r>
+    </w:p>
+    <w:p>
       <w:pPr>
         <w:pStyle w:val="Heading2"/>
       </w:pPr>
@@ -2536,6 +2661,11 @@
       </w:r>
     </w:p>
     <w:p>
+      <w:r>
+        <w:br w:type="page"/>
+      </w:r>
+    </w:p>
+    <w:p>
       <w:pPr>
         <w:pStyle w:val="Heading2"/>
       </w:pPr>
@@ -2703,6 +2833,11 @@
       </w:r>
     </w:p>
     <w:p>
+      <w:r>
+        <w:br w:type="page"/>
+      </w:r>
+    </w:p>
+    <w:p>
       <w:pPr>
         <w:pStyle w:val="Heading2"/>
       </w:pPr>
@@ -2868,6 +3003,11 @@
       </w:r>
     </w:p>
     <w:p>
+      <w:r>
+        <w:br w:type="page"/>
+      </w:r>
+    </w:p>
+    <w:p>
       <w:pPr>
         <w:pStyle w:val="Heading2"/>
       </w:pPr>
@@ -2924,6 +3064,11 @@
       </w:r>
     </w:p>
     <w:p>
+      <w:r>
+        <w:br w:type="page"/>
+      </w:r>
+    </w:p>
+    <w:p>
       <w:pPr>
         <w:pStyle w:val="Heading2"/>
       </w:pPr>
@@ -2980,6 +3125,11 @@
       </w:r>
     </w:p>
     <w:p>
+      <w:r>
+        <w:br w:type="page"/>
+      </w:r>
+    </w:p>
+    <w:p>
       <w:pPr>
         <w:pStyle w:val="Heading2"/>
       </w:pPr>
@@ -3017,6 +3167,11 @@
       </w:pPr>
       <w:r>
         <w:t>4. Public course outlines also emphasize short assignments, printable examples, and repeated keyboard practice.</w:t>
+      </w:r>
+    </w:p>
+    <w:p>
+      <w:r>
+        <w:br w:type="page"/>
       </w:r>
     </w:p>
     <w:p>
@@ -3058,6 +3213,11 @@
       </w:r>
     </w:p>
     <w:p>
+      <w:r>
+        <w:br w:type="page"/>
+      </w:r>
+    </w:p>
+    <w:p>
       <w:pPr>
         <w:pStyle w:val="Heading2"/>
       </w:pPr>
@@ -3074,6 +3234,11 @@
       </w:r>
     </w:p>
     <w:p>
+      <w:r>
+        <w:br w:type="page"/>
+      </w:r>
+    </w:p>
+    <w:p>
       <w:pPr>
         <w:pStyle w:val="Heading2"/>
       </w:pPr>
@@ -3084,6 +3249,11 @@
     <w:p>
       <w:r>
         <w:t>Practice each quarter with at least 20 voucher entries and one report review session.</w:t>
+      </w:r>
+    </w:p>
+    <w:p>
+      <w:r>
+        <w:br w:type="page"/>
       </w:r>
     </w:p>
     <w:p>
@@ -3273,6 +3443,894 @@
     </w:p>
     <w:p>
       <w:pPr>
+        <w:pStyle w:val="Heading2"/>
+      </w:pPr>
+      <w:r>
+        <w:t>Detailed Study Appendix: Accounting Foundations</w:t>
+      </w:r>
+    </w:p>
+    <w:p>
+      <w:r>
+        <w:t>This appendix turns the theory chapter into a practical study notebook. Students should read one subsection, write the journal entry on paper, then repeat it in Tally.</w:t>
+      </w:r>
+    </w:p>
+    <w:tbl>
+      <w:tblPr>
+        <w:tblStyle w:val="TableGrid"/>
+        <w:tblW w:type="auto" w:w="0"/>
+        <w:tblLook w:firstColumn="1" w:firstRow="1" w:lastColumn="0" w:lastRow="0" w:noHBand="0" w:noVBand="1" w:val="04A0"/>
+      </w:tblPr>
+      <w:tblGrid>
+        <w:gridCol w:w="2556"/>
+        <w:gridCol w:w="2556"/>
+        <w:gridCol w:w="2556"/>
+        <w:gridCol w:w="2556"/>
+      </w:tblGrid>
+      <w:tr>
+        <w:tc>
+          <w:tcPr>
+            <w:tcW w:type="dxa" w:w="2556"/>
+          </w:tcPr>
+          <w:p>
+            <w:r>
+              <w:t>Business Event</w:t>
+            </w:r>
+          </w:p>
+        </w:tc>
+        <w:tc>
+          <w:tcPr>
+            <w:tcW w:type="dxa" w:w="2556"/>
+          </w:tcPr>
+          <w:p>
+            <w:r>
+              <w:t>Debit</w:t>
+            </w:r>
+          </w:p>
+        </w:tc>
+        <w:tc>
+          <w:tcPr>
+            <w:tcW w:type="dxa" w:w="2556"/>
+          </w:tcPr>
+          <w:p>
+            <w:r>
+              <w:t>Credit</w:t>
+            </w:r>
+          </w:p>
+        </w:tc>
+        <w:tc>
+          <w:tcPr>
+            <w:tcW w:type="dxa" w:w="2556"/>
+          </w:tcPr>
+          <w:p>
+            <w:r>
+              <w:t>Rule Used</w:t>
+            </w:r>
+          </w:p>
+        </w:tc>
+      </w:tr>
+      <w:tr>
+        <w:tc>
+          <w:tcPr>
+            <w:tcW w:type="dxa" w:w="2556"/>
+          </w:tcPr>
+          <w:p>
+            <w:r>
+              <w:t>Owner brings cash</w:t>
+            </w:r>
+          </w:p>
+        </w:tc>
+        <w:tc>
+          <w:tcPr>
+            <w:tcW w:type="dxa" w:w="2556"/>
+          </w:tcPr>
+          <w:p>
+            <w:r>
+              <w:t>Cash A/c</w:t>
+            </w:r>
+          </w:p>
+        </w:tc>
+        <w:tc>
+          <w:tcPr>
+            <w:tcW w:type="dxa" w:w="2556"/>
+          </w:tcPr>
+          <w:p>
+            <w:r>
+              <w:t>Capital A/c</w:t>
+            </w:r>
+          </w:p>
+        </w:tc>
+        <w:tc>
+          <w:tcPr>
+            <w:tcW w:type="dxa" w:w="2556"/>
+          </w:tcPr>
+          <w:p>
+            <w:r>
+              <w:t>Real + Personal</w:t>
+            </w:r>
+          </w:p>
+        </w:tc>
+      </w:tr>
+      <w:tr>
+        <w:tc>
+          <w:tcPr>
+            <w:tcW w:type="dxa" w:w="2556"/>
+          </w:tcPr>
+          <w:p>
+            <w:r>
+              <w:t>Rent paid by bank</w:t>
+            </w:r>
+          </w:p>
+        </w:tc>
+        <w:tc>
+          <w:tcPr>
+            <w:tcW w:type="dxa" w:w="2556"/>
+          </w:tcPr>
+          <w:p>
+            <w:r>
+              <w:t>Rent A/c</w:t>
+            </w:r>
+          </w:p>
+        </w:tc>
+        <w:tc>
+          <w:tcPr>
+            <w:tcW w:type="dxa" w:w="2556"/>
+          </w:tcPr>
+          <w:p>
+            <w:r>
+              <w:t>Bank A/c</w:t>
+            </w:r>
+          </w:p>
+        </w:tc>
+        <w:tc>
+          <w:tcPr>
+            <w:tcW w:type="dxa" w:w="2556"/>
+          </w:tcPr>
+          <w:p>
+            <w:r>
+              <w:t>Nominal + Real</w:t>
+            </w:r>
+          </w:p>
+        </w:tc>
+      </w:tr>
+      <w:tr>
+        <w:tc>
+          <w:tcPr>
+            <w:tcW w:type="dxa" w:w="2556"/>
+          </w:tcPr>
+          <w:p>
+            <w:r>
+              <w:t>Furniture purchased in cash</w:t>
+            </w:r>
+          </w:p>
+        </w:tc>
+        <w:tc>
+          <w:tcPr>
+            <w:tcW w:type="dxa" w:w="2556"/>
+          </w:tcPr>
+          <w:p>
+            <w:r>
+              <w:t>Furniture A/c</w:t>
+            </w:r>
+          </w:p>
+        </w:tc>
+        <w:tc>
+          <w:tcPr>
+            <w:tcW w:type="dxa" w:w="2556"/>
+          </w:tcPr>
+          <w:p>
+            <w:r>
+              <w:t>Cash A/c</w:t>
+            </w:r>
+          </w:p>
+        </w:tc>
+        <w:tc>
+          <w:tcPr>
+            <w:tcW w:type="dxa" w:w="2556"/>
+          </w:tcPr>
+          <w:p>
+            <w:r>
+              <w:t>Real + Real</w:t>
+            </w:r>
+          </w:p>
+        </w:tc>
+      </w:tr>
+      <w:tr>
+        <w:tc>
+          <w:tcPr>
+            <w:tcW w:type="dxa" w:w="2556"/>
+          </w:tcPr>
+          <w:p>
+            <w:r>
+              <w:t>Goods sold on credit</w:t>
+            </w:r>
+          </w:p>
+        </w:tc>
+        <w:tc>
+          <w:tcPr>
+            <w:tcW w:type="dxa" w:w="2556"/>
+          </w:tcPr>
+          <w:p>
+            <w:r>
+              <w:t>Customer A/c</w:t>
+            </w:r>
+          </w:p>
+        </w:tc>
+        <w:tc>
+          <w:tcPr>
+            <w:tcW w:type="dxa" w:w="2556"/>
+          </w:tcPr>
+          <w:p>
+            <w:r>
+              <w:t>Sales A/c</w:t>
+            </w:r>
+          </w:p>
+        </w:tc>
+        <w:tc>
+          <w:tcPr>
+            <w:tcW w:type="dxa" w:w="2556"/>
+          </w:tcPr>
+          <w:p>
+            <w:r>
+              <w:t>Personal + Nominal</w:t>
+            </w:r>
+          </w:p>
+        </w:tc>
+      </w:tr>
+      <w:tr>
+        <w:tc>
+          <w:tcPr>
+            <w:tcW w:type="dxa" w:w="2556"/>
+          </w:tcPr>
+          <w:p>
+            <w:r>
+              <w:t>Salary outstanding</w:t>
+            </w:r>
+          </w:p>
+        </w:tc>
+        <w:tc>
+          <w:tcPr>
+            <w:tcW w:type="dxa" w:w="2556"/>
+          </w:tcPr>
+          <w:p>
+            <w:r>
+              <w:t>Salary A/c</w:t>
+            </w:r>
+          </w:p>
+        </w:tc>
+        <w:tc>
+          <w:tcPr>
+            <w:tcW w:type="dxa" w:w="2556"/>
+          </w:tcPr>
+          <w:p>
+            <w:r>
+              <w:t>Outstanding Salary A/c</w:t>
+            </w:r>
+          </w:p>
+        </w:tc>
+        <w:tc>
+          <w:tcPr>
+            <w:tcW w:type="dxa" w:w="2556"/>
+          </w:tcPr>
+          <w:p>
+            <w:r>
+              <w:t>Nominal + Personal</w:t>
+            </w:r>
+          </w:p>
+        </w:tc>
+      </w:tr>
+      <w:tr>
+        <w:tc>
+          <w:tcPr>
+            <w:tcW w:type="dxa" w:w="2556"/>
+          </w:tcPr>
+          <w:p>
+            <w:r>
+              <w:t>Commission received</w:t>
+            </w:r>
+          </w:p>
+        </w:tc>
+        <w:tc>
+          <w:tcPr>
+            <w:tcW w:type="dxa" w:w="2556"/>
+          </w:tcPr>
+          <w:p>
+            <w:r>
+              <w:t>Cash A/c</w:t>
+            </w:r>
+          </w:p>
+        </w:tc>
+        <w:tc>
+          <w:tcPr>
+            <w:tcW w:type="dxa" w:w="2556"/>
+          </w:tcPr>
+          <w:p>
+            <w:r>
+              <w:t>Commission A/c</w:t>
+            </w:r>
+          </w:p>
+        </w:tc>
+        <w:tc>
+          <w:tcPr>
+            <w:tcW w:type="dxa" w:w="2556"/>
+          </w:tcPr>
+          <w:p>
+            <w:r>
+              <w:t>Real + Nominal</w:t>
+            </w:r>
+          </w:p>
+        </w:tc>
+      </w:tr>
+      <w:tr>
+        <w:tc>
+          <w:tcPr>
+            <w:tcW w:type="dxa" w:w="2556"/>
+          </w:tcPr>
+          <w:p>
+            <w:r>
+              <w:t>Cash withdrawn for personal use</w:t>
+            </w:r>
+          </w:p>
+        </w:tc>
+        <w:tc>
+          <w:tcPr>
+            <w:tcW w:type="dxa" w:w="2556"/>
+          </w:tcPr>
+          <w:p>
+            <w:r>
+              <w:t>Drawings A/c</w:t>
+            </w:r>
+          </w:p>
+        </w:tc>
+        <w:tc>
+          <w:tcPr>
+            <w:tcW w:type="dxa" w:w="2556"/>
+          </w:tcPr>
+          <w:p>
+            <w:r>
+              <w:t>Cash A/c</w:t>
+            </w:r>
+          </w:p>
+        </w:tc>
+        <w:tc>
+          <w:tcPr>
+            <w:tcW w:type="dxa" w:w="2556"/>
+          </w:tcPr>
+          <w:p>
+            <w:r>
+              <w:t>Personal + Real</w:t>
+            </w:r>
+          </w:p>
+        </w:tc>
+      </w:tr>
+      <w:tr>
+        <w:tc>
+          <w:tcPr>
+            <w:tcW w:type="dxa" w:w="2556"/>
+          </w:tcPr>
+          <w:p>
+            <w:r>
+              <w:t>Bank deposit from cash</w:t>
+            </w:r>
+          </w:p>
+        </w:tc>
+        <w:tc>
+          <w:tcPr>
+            <w:tcW w:type="dxa" w:w="2556"/>
+          </w:tcPr>
+          <w:p>
+            <w:r>
+              <w:t>Bank A/c</w:t>
+            </w:r>
+          </w:p>
+        </w:tc>
+        <w:tc>
+          <w:tcPr>
+            <w:tcW w:type="dxa" w:w="2556"/>
+          </w:tcPr>
+          <w:p>
+            <w:r>
+              <w:t>Cash A/c</w:t>
+            </w:r>
+          </w:p>
+        </w:tc>
+        <w:tc>
+          <w:tcPr>
+            <w:tcW w:type="dxa" w:w="2556"/>
+          </w:tcPr>
+          <w:p>
+            <w:r>
+              <w:t>Real + Real</w:t>
+            </w:r>
+          </w:p>
+        </w:tc>
+      </w:tr>
+      <w:tr>
+        <w:tc>
+          <w:tcPr>
+            <w:tcW w:type="dxa" w:w="2556"/>
+          </w:tcPr>
+          <w:p>
+            <w:r>
+              <w:t>Purchase return</w:t>
+            </w:r>
+          </w:p>
+        </w:tc>
+        <w:tc>
+          <w:tcPr>
+            <w:tcW w:type="dxa" w:w="2556"/>
+          </w:tcPr>
+          <w:p>
+            <w:r>
+              <w:t>Creditor A/c</w:t>
+            </w:r>
+          </w:p>
+        </w:tc>
+        <w:tc>
+          <w:tcPr>
+            <w:tcW w:type="dxa" w:w="2556"/>
+          </w:tcPr>
+          <w:p>
+            <w:r>
+              <w:t>Purchase Return A/c</w:t>
+            </w:r>
+          </w:p>
+        </w:tc>
+        <w:tc>
+          <w:tcPr>
+            <w:tcW w:type="dxa" w:w="2556"/>
+          </w:tcPr>
+          <w:p>
+            <w:r>
+              <w:t>Personal + Nominal</w:t>
+            </w:r>
+          </w:p>
+        </w:tc>
+      </w:tr>
+      <w:tr>
+        <w:tc>
+          <w:tcPr>
+            <w:tcW w:type="dxa" w:w="2556"/>
+          </w:tcPr>
+          <w:p>
+            <w:r>
+              <w:t>Sales return</w:t>
+            </w:r>
+          </w:p>
+        </w:tc>
+        <w:tc>
+          <w:tcPr>
+            <w:tcW w:type="dxa" w:w="2556"/>
+          </w:tcPr>
+          <w:p>
+            <w:r>
+              <w:t>Sales Return A/c</w:t>
+            </w:r>
+          </w:p>
+        </w:tc>
+        <w:tc>
+          <w:tcPr>
+            <w:tcW w:type="dxa" w:w="2556"/>
+          </w:tcPr>
+          <w:p>
+            <w:r>
+              <w:t>Customer A/c</w:t>
+            </w:r>
+          </w:p>
+        </w:tc>
+        <w:tc>
+          <w:tcPr>
+            <w:tcW w:type="dxa" w:w="2556"/>
+          </w:tcPr>
+          <w:p>
+            <w:r>
+              <w:t>Nominal + Personal</w:t>
+            </w:r>
+          </w:p>
+        </w:tc>
+      </w:tr>
+    </w:tbl>
+    <w:p>
+      <w:r>
+        <w:br w:type="page"/>
+      </w:r>
+    </w:p>
+    <w:p>
+      <w:pPr>
+        <w:pStyle w:val="Heading2"/>
+      </w:pPr>
+      <w:r>
+        <w:t>20 Journal Drills for Self-Practice</w:t>
+      </w:r>
+    </w:p>
+    <w:p>
+      <w:pPr>
+        <w:pStyle w:val="ListBullet"/>
+      </w:pPr>
+    </w:p>
+    <w:p>
+      <w:pPr>
+        <w:pStyle w:val="ListNumber"/>
+      </w:pPr>
+      <w:r>
+        <w:t>Started business with 500,000 cash.</w:t>
+      </w:r>
+    </w:p>
+    <w:p>
+      <w:pPr>
+        <w:pStyle w:val="ListBullet"/>
+      </w:pPr>
+    </w:p>
+    <w:p>
+      <w:pPr>
+        <w:pStyle w:val="ListNumber"/>
+      </w:pPr>
+      <w:r>
+        <w:t>Deposited 200,000 into bank.</w:t>
+      </w:r>
+    </w:p>
+    <w:p>
+      <w:pPr>
+        <w:pStyle w:val="ListBullet"/>
+      </w:pPr>
+    </w:p>
+    <w:p>
+      <w:pPr>
+        <w:pStyle w:val="ListNumber"/>
+      </w:pPr>
+      <w:r>
+        <w:t>Bought computer for office use.</w:t>
+      </w:r>
+    </w:p>
+    <w:p>
+      <w:pPr>
+        <w:pStyle w:val="ListBullet"/>
+      </w:pPr>
+    </w:p>
+    <w:p>
+      <w:pPr>
+        <w:pStyle w:val="ListNumber"/>
+      </w:pPr>
+      <w:r>
+        <w:t>Paid salary 28,000.</w:t>
+      </w:r>
+    </w:p>
+    <w:p>
+      <w:pPr>
+        <w:pStyle w:val="ListBullet"/>
+      </w:pPr>
+    </w:p>
+    <w:p>
+      <w:pPr>
+        <w:pStyle w:val="ListNumber"/>
+      </w:pPr>
+      <w:r>
+        <w:t>Paid electricity 6,400.</w:t>
+      </w:r>
+    </w:p>
+    <w:p>
+      <w:pPr>
+        <w:pStyle w:val="ListBullet"/>
+      </w:pPr>
+    </w:p>
+    <w:p>
+      <w:pPr>
+        <w:pStyle w:val="ListNumber"/>
+      </w:pPr>
+      <w:r>
+        <w:t>Received commission 7,500.</w:t>
+      </w:r>
+    </w:p>
+    <w:p>
+      <w:pPr>
+        <w:pStyle w:val="ListBullet"/>
+      </w:pPr>
+    </w:p>
+    <w:p>
+      <w:pPr>
+        <w:pStyle w:val="ListNumber"/>
+      </w:pPr>
+      <w:r>
+        <w:t>Issued credit invoice to customer.</w:t>
+      </w:r>
+    </w:p>
+    <w:p>
+      <w:pPr>
+        <w:pStyle w:val="ListBullet"/>
+      </w:pPr>
+    </w:p>
+    <w:p>
+      <w:pPr>
+        <w:pStyle w:val="ListNumber"/>
+      </w:pPr>
+      <w:r>
+        <w:t>Received amount from customer with discount.</w:t>
+      </w:r>
+    </w:p>
+    <w:p>
+      <w:pPr>
+        <w:pStyle w:val="ListBullet"/>
+      </w:pPr>
+    </w:p>
+    <w:p>
+      <w:pPr>
+        <w:pStyle w:val="ListNumber"/>
+      </w:pPr>
+      <w:r>
+        <w:t>Paid creditor partly by bank.</w:t>
+      </w:r>
+    </w:p>
+    <w:p>
+      <w:pPr>
+        <w:pStyle w:val="ListBullet"/>
+      </w:pPr>
+    </w:p>
+    <w:p>
+      <w:pPr>
+        <w:pStyle w:val="ListNumber"/>
+      </w:pPr>
+      <w:r>
+        <w:t>Purchased stationery on cash.</w:t>
+      </w:r>
+    </w:p>
+    <w:p>
+      <w:pPr>
+        <w:pStyle w:val="ListBullet"/>
+      </w:pPr>
+    </w:p>
+    <w:p>
+      <w:pPr>
+        <w:pStyle w:val="ListNumber"/>
+      </w:pPr>
+      <w:r>
+        <w:t>Recorded prepaid insurance.</w:t>
+      </w:r>
+    </w:p>
+    <w:p>
+      <w:pPr>
+        <w:pStyle w:val="ListBullet"/>
+      </w:pPr>
+    </w:p>
+    <w:p>
+      <w:pPr>
+        <w:pStyle w:val="ListNumber"/>
+      </w:pPr>
+      <w:r>
+        <w:t>Passed depreciation journal.</w:t>
+      </w:r>
+    </w:p>
+    <w:p>
+      <w:pPr>
+        <w:pStyle w:val="ListBullet"/>
+      </w:pPr>
+    </w:p>
+    <w:p>
+      <w:pPr>
+        <w:pStyle w:val="ListNumber"/>
+      </w:pPr>
+      <w:r>
+        <w:t>Outstanding rent adjustment.</w:t>
+      </w:r>
+    </w:p>
+    <w:p>
+      <w:pPr>
+        <w:pStyle w:val="ListBullet"/>
+      </w:pPr>
+    </w:p>
+    <w:p>
+      <w:pPr>
+        <w:pStyle w:val="ListNumber"/>
+      </w:pPr>
+      <w:r>
+        <w:t>Sales return from customer.</w:t>
+      </w:r>
+    </w:p>
+    <w:p>
+      <w:pPr>
+        <w:pStyle w:val="ListBullet"/>
+      </w:pPr>
+    </w:p>
+    <w:p>
+      <w:pPr>
+        <w:pStyle w:val="ListNumber"/>
+      </w:pPr>
+      <w:r>
+        <w:t>Purchase return to supplier.</w:t>
+      </w:r>
+    </w:p>
+    <w:p>
+      <w:pPr>
+        <w:pStyle w:val="ListBullet"/>
+      </w:pPr>
+    </w:p>
+    <w:p>
+      <w:pPr>
+        <w:pStyle w:val="ListNumber"/>
+      </w:pPr>
+      <w:r>
+        <w:t>Interest charged to debtor.</w:t>
+      </w:r>
+    </w:p>
+    <w:p>
+      <w:pPr>
+        <w:pStyle w:val="ListBullet"/>
+      </w:pPr>
+    </w:p>
+    <w:p>
+      <w:pPr>
+        <w:pStyle w:val="ListNumber"/>
+      </w:pPr>
+      <w:r>
+        <w:t>Interest allowed by creditor.</w:t>
+      </w:r>
+    </w:p>
+    <w:p>
+      <w:pPr>
+        <w:pStyle w:val="ListBullet"/>
+      </w:pPr>
+    </w:p>
+    <w:p>
+      <w:pPr>
+        <w:pStyle w:val="ListNumber"/>
+      </w:pPr>
+      <w:r>
+        <w:t>Cash withdrawn for personal use.</w:t>
+      </w:r>
+    </w:p>
+    <w:p>
+      <w:pPr>
+        <w:pStyle w:val="ListBullet"/>
+      </w:pPr>
+    </w:p>
+    <w:p>
+      <w:pPr>
+        <w:pStyle w:val="ListNumber"/>
+      </w:pPr>
+      <w:r>
+        <w:t>Accrued audit fees.</w:t>
+      </w:r>
+    </w:p>
+    <w:p>
+      <w:pPr>
+        <w:pStyle w:val="ListBullet"/>
+      </w:pPr>
+    </w:p>
+    <w:p>
+      <w:pPr>
+        <w:pStyle w:val="ListNumber"/>
+      </w:pPr>
+      <w:r>
+        <w:t>Closing stock adjustment entry.</w:t>
+      </w:r>
+    </w:p>
+    <w:p>
+      <w:r>
+        <w:br w:type="page"/>
+      </w:r>
+    </w:p>
+    <w:p>
+      <w:pPr>
+        <w:pStyle w:val="Heading2"/>
+      </w:pPr>
+      <w:r>
+        <w:t>Study Method for Beginners</w:t>
+      </w:r>
+    </w:p>
+    <w:p>
+      <w:pPr>
+        <w:pStyle w:val="ListBullet"/>
+      </w:pPr>
+    </w:p>
+    <w:p>
+      <w:pPr>
+        <w:pStyle w:val="ListNumber"/>
+      </w:pPr>
+      <w:r>
+        <w:t>Read the transaction in plain English.</w:t>
+      </w:r>
+    </w:p>
+    <w:p>
+      <w:pPr>
+        <w:pStyle w:val="ListBullet"/>
+      </w:pPr>
+    </w:p>
+    <w:p>
+      <w:pPr>
+        <w:pStyle w:val="ListNumber"/>
+      </w:pPr>
+      <w:r>
+        <w:t>Find the two accounts involved.</w:t>
+      </w:r>
+    </w:p>
+    <w:p>
+      <w:pPr>
+        <w:pStyle w:val="ListBullet"/>
+      </w:pPr>
+    </w:p>
+    <w:p>
+      <w:pPr>
+        <w:pStyle w:val="ListNumber"/>
+      </w:pPr>
+      <w:r>
+        <w:t>Classify each account type.</w:t>
+      </w:r>
+    </w:p>
+    <w:p>
+      <w:pPr>
+        <w:pStyle w:val="ListBullet"/>
+      </w:pPr>
+    </w:p>
+    <w:p>
+      <w:pPr>
+        <w:pStyle w:val="ListNumber"/>
+      </w:pPr>
+      <w:r>
+        <w:t>Apply the golden rule.</w:t>
+      </w:r>
+    </w:p>
+    <w:p>
+      <w:pPr>
+        <w:pStyle w:val="ListBullet"/>
+      </w:pPr>
+    </w:p>
+    <w:p>
+      <w:pPr>
+        <w:pStyle w:val="ListNumber"/>
+      </w:pPr>
+      <w:r>
+        <w:t>Write the journal entry manually.</w:t>
+      </w:r>
+    </w:p>
+    <w:p>
+      <w:pPr>
+        <w:pStyle w:val="ListBullet"/>
+      </w:pPr>
+    </w:p>
+    <w:p>
+      <w:pPr>
+        <w:pStyle w:val="ListNumber"/>
+      </w:pPr>
+      <w:r>
+        <w:t>Choose the voucher in Tally.</w:t>
+      </w:r>
+    </w:p>
+    <w:p>
+      <w:pPr>
+        <w:pStyle w:val="ListBullet"/>
+      </w:pPr>
+    </w:p>
+    <w:p>
+      <w:pPr>
+        <w:pStyle w:val="ListNumber"/>
+      </w:pPr>
+      <w:r>
+        <w:t>Enter the transaction and save.</w:t>
+      </w:r>
+    </w:p>
+    <w:p>
+      <w:pPr>
+        <w:pStyle w:val="ListBullet"/>
+      </w:pPr>
+    </w:p>
+    <w:p>
+      <w:pPr>
+        <w:pStyle w:val="ListNumber"/>
+      </w:pPr>
+      <w:r>
+        <w:t>Open Day Book and confirm the result.</w:t>
+      </w:r>
+    </w:p>
+    <w:p>
+      <w:r>
+        <w:t>Students who follow this cycle repeatedly usually become independent faster than students who only memorize shortcuts.</w:t>
+      </w:r>
+    </w:p>
+    <w:p>
+      <w:r>
+        <w:br w:type="page"/>
+      </w:r>
+    </w:p>
+    <w:p>
+      <w:pPr>
         <w:pStyle w:val="Heading1"/>
       </w:pPr>
       <w:r>
@@ -3280,6 +4338,11 @@
       </w:r>
     </w:p>
     <w:p>
+      <w:r>
+        <w:br w:type="page"/>
+      </w:r>
+    </w:p>
+    <w:p>
       <w:pPr>
         <w:pStyle w:val="Heading2"/>
       </w:pPr>
@@ -3288,6 +4351,11 @@
       </w:r>
     </w:p>
     <w:p>
+      <w:r>
+        <w:br w:type="page"/>
+      </w:r>
+    </w:p>
+    <w:p>
       <w:pPr>
         <w:pStyle w:val="Heading2"/>
       </w:pPr>
@@ -3296,6 +4364,11 @@
       </w:r>
     </w:p>
     <w:p>
+      <w:r>
+        <w:br w:type="page"/>
+      </w:r>
+    </w:p>
+    <w:p>
       <w:pPr>
         <w:pStyle w:val="Heading2"/>
       </w:pPr>
@@ -3360,6 +4433,11 @@
       </w:r>
     </w:p>
     <w:p>
+      <w:r>
+        <w:br w:type="page"/>
+      </w:r>
+    </w:p>
+    <w:p>
       <w:pPr>
         <w:pStyle w:val="Heading2"/>
       </w:pPr>
@@ -3368,6 +4446,11 @@
       </w:r>
     </w:p>
     <w:p>
+      <w:r>
+        <w:br w:type="page"/>
+      </w:r>
+    </w:p>
+    <w:p>
       <w:pPr>
         <w:pStyle w:val="Heading2"/>
       </w:pPr>
@@ -3384,6 +4467,11 @@
       </w:r>
     </w:p>
     <w:p>
+      <w:r>
+        <w:br w:type="page"/>
+      </w:r>
+    </w:p>
+    <w:p>
       <w:pPr>
         <w:pStyle w:val="Heading2"/>
       </w:pPr>
@@ -3464,6 +4552,11 @@
       </w:r>
     </w:p>
     <w:p>
+      <w:r>
+        <w:br w:type="page"/>
+      </w:r>
+    </w:p>
+    <w:p>
       <w:pPr>
         <w:pStyle w:val="Heading2"/>
       </w:pPr>
@@ -3472,6 +4565,11 @@
       </w:r>
     </w:p>
     <w:p>
+      <w:r>
+        <w:br w:type="page"/>
+      </w:r>
+    </w:p>
+    <w:p>
       <w:pPr>
         <w:pStyle w:val="Heading2"/>
       </w:pPr>
@@ -3504,6 +4602,11 @@
       </w:r>
     </w:p>
     <w:p>
+      <w:r>
+        <w:br w:type="page"/>
+      </w:r>
+    </w:p>
+    <w:p>
       <w:pPr>
         <w:pStyle w:val="Heading2"/>
       </w:pPr>
@@ -3512,6 +4615,11 @@
       </w:r>
     </w:p>
     <w:p>
+      <w:r>
+        <w:br w:type="page"/>
+      </w:r>
+    </w:p>
+    <w:p>
       <w:pPr>
         <w:pStyle w:val="Heading2"/>
       </w:pPr>
@@ -3520,6 +4628,11 @@
       </w:r>
     </w:p>
     <w:p>
+      <w:r>
+        <w:br w:type="page"/>
+      </w:r>
+    </w:p>
+    <w:p>
       <w:pPr>
         <w:pStyle w:val="Heading2"/>
       </w:pPr>
@@ -3584,6 +4697,11 @@
       </w:r>
     </w:p>
     <w:p>
+      <w:r>
+        <w:br w:type="page"/>
+      </w:r>
+    </w:p>
+    <w:p>
       <w:pPr>
         <w:pStyle w:val="Heading2"/>
       </w:pPr>
@@ -3616,6 +4734,11 @@
       </w:r>
     </w:p>
     <w:p>
+      <w:r>
+        <w:br w:type="page"/>
+      </w:r>
+    </w:p>
+    <w:p>
       <w:pPr>
         <w:pStyle w:val="Heading2"/>
       </w:pPr>
@@ -3624,6 +4747,11 @@
       </w:r>
     </w:p>
     <w:p>
+      <w:r>
+        <w:br w:type="page"/>
+      </w:r>
+    </w:p>
+    <w:p>
       <w:pPr>
         <w:pStyle w:val="Heading2"/>
       </w:pPr>
@@ -3672,6 +4800,11 @@
       </w:r>
     </w:p>
     <w:p>
+      <w:r>
+        <w:br w:type="page"/>
+      </w:r>
+    </w:p>
+    <w:p>
       <w:pPr>
         <w:pStyle w:val="Heading2"/>
       </w:pPr>
@@ -3680,6 +4813,11 @@
       </w:r>
     </w:p>
     <w:p>
+      <w:r>
+        <w:br w:type="page"/>
+      </w:r>
+    </w:p>
+    <w:p>
       <w:pPr>
         <w:pStyle w:val="Heading2"/>
       </w:pPr>
@@ -3704,6 +4842,11 @@
       </w:r>
     </w:p>
     <w:p>
+      <w:r>
+        <w:br w:type="page"/>
+      </w:r>
+    </w:p>
+    <w:p>
       <w:pPr>
         <w:pStyle w:val="Heading2"/>
       </w:pPr>
@@ -3728,6 +4871,11 @@
       </w:r>
     </w:p>
     <w:p>
+      <w:r>
+        <w:br w:type="page"/>
+      </w:r>
+    </w:p>
+    <w:p>
       <w:pPr>
         <w:pStyle w:val="Heading2"/>
       </w:pPr>
@@ -3736,6 +4884,11 @@
       </w:r>
     </w:p>
     <w:p>
+      <w:r>
+        <w:br w:type="page"/>
+      </w:r>
+    </w:p>
+    <w:p>
       <w:pPr>
         <w:pStyle w:val="Heading2"/>
       </w:pPr>
@@ -3768,6 +4921,11 @@
       </w:r>
     </w:p>
     <w:p>
+      <w:r>
+        <w:br w:type="page"/>
+      </w:r>
+    </w:p>
+    <w:p>
       <w:pPr>
         <w:pStyle w:val="Heading2"/>
       </w:pPr>
@@ -3776,6 +4934,11 @@
       </w:r>
     </w:p>
     <w:p>
+      <w:r>
+        <w:br w:type="page"/>
+      </w:r>
+    </w:p>
+    <w:p>
       <w:pPr>
         <w:pStyle w:val="Heading2"/>
       </w:pPr>
@@ -3784,6 +4947,11 @@
       </w:r>
     </w:p>
     <w:p>
+      <w:r>
+        <w:br w:type="page"/>
+      </w:r>
+    </w:p>
+    <w:p>
       <w:pPr>
         <w:pStyle w:val="Heading2"/>
       </w:pPr>
@@ -3816,6 +4984,11 @@
       </w:r>
     </w:p>
     <w:p>
+      <w:r>
+        <w:br w:type="page"/>
+      </w:r>
+    </w:p>
+    <w:p>
       <w:pPr>
         <w:pStyle w:val="Heading2"/>
       </w:pPr>
@@ -3856,6 +5029,11 @@
       </w:r>
     </w:p>
     <w:p>
+      <w:r>
+        <w:br w:type="page"/>
+      </w:r>
+    </w:p>
+    <w:p>
       <w:pPr>
         <w:pStyle w:val="Heading2"/>
       </w:pPr>
@@ -3904,6 +5082,11 @@
       </w:r>
     </w:p>
     <w:p>
+      <w:r>
+        <w:br w:type="page"/>
+      </w:r>
+    </w:p>
+    <w:p>
       <w:pPr>
         <w:pStyle w:val="Heading2"/>
       </w:pPr>
@@ -3976,6 +5159,11 @@
       </w:r>
     </w:p>
     <w:p>
+      <w:r>
+        <w:br w:type="page"/>
+      </w:r>
+    </w:p>
+    <w:p>
       <w:pPr>
         <w:pStyle w:val="Heading2"/>
       </w:pPr>
@@ -4013,6 +5201,11 @@
       </w:pPr>
       <w:r>
         <w:t>4. Always verify before next month to avoid year-end correction burden.</w:t>
+      </w:r>
+    </w:p>
+    <w:p>
+      <w:r>
+        <w:br w:type="page"/>
       </w:r>
     </w:p>
     <w:p>
@@ -4051,6 +5244,11 @@
       </w:r>
     </w:p>
     <w:p>
+      <w:r>
+        <w:br w:type="page"/>
+      </w:r>
+    </w:p>
+    <w:p>
       <w:pPr>
         <w:pStyle w:val="Heading2"/>
       </w:pPr>
@@ -4067,6 +5265,11 @@
       </w:r>
     </w:p>
     <w:p>
+      <w:r>
+        <w:br w:type="page"/>
+      </w:r>
+    </w:p>
+    <w:p>
       <w:pPr>
         <w:pStyle w:val="Heading2"/>
       </w:pPr>
@@ -4080,6 +5283,11 @@
           <w:i/>
         </w:rPr>
         <w:t>[Diagram/chart retained in HTML version. Refer to the HTML file for the full visual.]</w:t>
+      </w:r>
+    </w:p>
+    <w:p>
+      <w:r>
+        <w:br w:type="page"/>
       </w:r>
     </w:p>
     <w:p>
@@ -4301,6 +5509,846 @@
     </w:p>
     <w:p>
       <w:pPr>
+        <w:pStyle w:val="Heading2"/>
+      </w:pPr>
+      <w:r>
+        <w:t>12-Month Service Practice Register</w:t>
+      </w:r>
+    </w:p>
+    <w:tbl>
+      <w:tblPr>
+        <w:tblStyle w:val="TableGrid"/>
+        <w:tblW w:type="auto" w:w="0"/>
+        <w:tblLook w:firstColumn="1" w:firstRow="1" w:lastColumn="0" w:lastRow="0" w:noHBand="0" w:noVBand="1" w:val="04A0"/>
+      </w:tblPr>
+      <w:tblGrid>
+        <w:gridCol w:w="2556"/>
+        <w:gridCol w:w="2556"/>
+        <w:gridCol w:w="2556"/>
+        <w:gridCol w:w="2556"/>
+      </w:tblGrid>
+      <w:tr>
+        <w:tc>
+          <w:tcPr>
+            <w:tcW w:type="dxa" w:w="2556"/>
+          </w:tcPr>
+          <w:p>
+            <w:r>
+              <w:t>Month</w:t>
+            </w:r>
+          </w:p>
+        </w:tc>
+        <w:tc>
+          <w:tcPr>
+            <w:tcW w:type="dxa" w:w="2556"/>
+          </w:tcPr>
+          <w:p>
+            <w:r>
+              <w:t>Main Income Task</w:t>
+            </w:r>
+          </w:p>
+        </w:tc>
+        <w:tc>
+          <w:tcPr>
+            <w:tcW w:type="dxa" w:w="2556"/>
+          </w:tcPr>
+          <w:p>
+            <w:r>
+              <w:t>Main Expense Task</w:t>
+            </w:r>
+          </w:p>
+        </w:tc>
+        <w:tc>
+          <w:tcPr>
+            <w:tcW w:type="dxa" w:w="2556"/>
+          </w:tcPr>
+          <w:p>
+            <w:r>
+              <w:t>Report Check</w:t>
+            </w:r>
+          </w:p>
+        </w:tc>
+      </w:tr>
+      <w:tr>
+        <w:tc>
+          <w:tcPr>
+            <w:tcW w:type="dxa" w:w="2556"/>
+          </w:tcPr>
+          <w:p>
+            <w:r>
+              <w:t>April</w:t>
+            </w:r>
+          </w:p>
+        </w:tc>
+        <w:tc>
+          <w:tcPr>
+            <w:tcW w:type="dxa" w:w="2556"/>
+          </w:tcPr>
+          <w:p>
+            <w:r>
+              <w:t>Create first service invoices</w:t>
+            </w:r>
+          </w:p>
+        </w:tc>
+        <w:tc>
+          <w:tcPr>
+            <w:tcW w:type="dxa" w:w="2556"/>
+          </w:tcPr>
+          <w:p>
+            <w:r>
+              <w:t>Rent, salary, electricity</w:t>
+            </w:r>
+          </w:p>
+        </w:tc>
+        <w:tc>
+          <w:tcPr>
+            <w:tcW w:type="dxa" w:w="2556"/>
+          </w:tcPr>
+          <w:p>
+            <w:r>
+              <w:t>Day Book</w:t>
+            </w:r>
+          </w:p>
+        </w:tc>
+      </w:tr>
+      <w:tr>
+        <w:tc>
+          <w:tcPr>
+            <w:tcW w:type="dxa" w:w="2556"/>
+          </w:tcPr>
+          <w:p>
+            <w:r>
+              <w:t>May</w:t>
+            </w:r>
+          </w:p>
+        </w:tc>
+        <w:tc>
+          <w:tcPr>
+            <w:tcW w:type="dxa" w:w="2556"/>
+          </w:tcPr>
+          <w:p>
+            <w:r>
+              <w:t>Credit billing and receipt follow-up</w:t>
+            </w:r>
+          </w:p>
+        </w:tc>
+        <w:tc>
+          <w:tcPr>
+            <w:tcW w:type="dxa" w:w="2556"/>
+          </w:tcPr>
+          <w:p>
+            <w:r>
+              <w:t>Office expenses</w:t>
+            </w:r>
+          </w:p>
+        </w:tc>
+        <w:tc>
+          <w:tcPr>
+            <w:tcW w:type="dxa" w:w="2556"/>
+          </w:tcPr>
+          <w:p>
+            <w:r>
+              <w:t>Trial Balance</w:t>
+            </w:r>
+          </w:p>
+        </w:tc>
+      </w:tr>
+      <w:tr>
+        <w:tc>
+          <w:tcPr>
+            <w:tcW w:type="dxa" w:w="2556"/>
+          </w:tcPr>
+          <w:p>
+            <w:r>
+              <w:t>June</w:t>
+            </w:r>
+          </w:p>
+        </w:tc>
+        <w:tc>
+          <w:tcPr>
+            <w:tcW w:type="dxa" w:w="2556"/>
+          </w:tcPr>
+          <w:p>
+            <w:r>
+              <w:t>Repeat invoice cycle</w:t>
+            </w:r>
+          </w:p>
+        </w:tc>
+        <w:tc>
+          <w:tcPr>
+            <w:tcW w:type="dxa" w:w="2556"/>
+          </w:tcPr>
+          <w:p>
+            <w:r>
+              <w:t>Bank payments</w:t>
+            </w:r>
+          </w:p>
+        </w:tc>
+        <w:tc>
+          <w:tcPr>
+            <w:tcW w:type="dxa" w:w="2556"/>
+          </w:tcPr>
+          <w:p>
+            <w:r>
+              <w:t>P&amp;L</w:t>
+            </w:r>
+          </w:p>
+        </w:tc>
+      </w:tr>
+      <w:tr>
+        <w:tc>
+          <w:tcPr>
+            <w:tcW w:type="dxa" w:w="2556"/>
+          </w:tcPr>
+          <w:p>
+            <w:r>
+              <w:t>July</w:t>
+            </w:r>
+          </w:p>
+        </w:tc>
+        <w:tc>
+          <w:tcPr>
+            <w:tcW w:type="dxa" w:w="2556"/>
+          </w:tcPr>
+          <w:p>
+            <w:r>
+              <w:t>Customer ageing review</w:t>
+            </w:r>
+          </w:p>
+        </w:tc>
+        <w:tc>
+          <w:tcPr>
+            <w:tcW w:type="dxa" w:w="2556"/>
+          </w:tcPr>
+          <w:p>
+            <w:r>
+              <w:t>Expense narration discipline</w:t>
+            </w:r>
+          </w:p>
+        </w:tc>
+        <w:tc>
+          <w:tcPr>
+            <w:tcW w:type="dxa" w:w="2556"/>
+          </w:tcPr>
+          <w:p>
+            <w:r>
+              <w:t>Outstanding report</w:t>
+            </w:r>
+          </w:p>
+        </w:tc>
+      </w:tr>
+      <w:tr>
+        <w:tc>
+          <w:tcPr>
+            <w:tcW w:type="dxa" w:w="2556"/>
+          </w:tcPr>
+          <w:p>
+            <w:r>
+              <w:t>August</w:t>
+            </w:r>
+          </w:p>
+        </w:tc>
+        <w:tc>
+          <w:tcPr>
+            <w:tcW w:type="dxa" w:w="2556"/>
+          </w:tcPr>
+          <w:p>
+            <w:r>
+              <w:t>Bill-wise collection</w:t>
+            </w:r>
+          </w:p>
+        </w:tc>
+        <w:tc>
+          <w:tcPr>
+            <w:tcW w:type="dxa" w:w="2556"/>
+          </w:tcPr>
+          <w:p>
+            <w:r>
+              <w:t>Petty cash review</w:t>
+            </w:r>
+          </w:p>
+        </w:tc>
+        <w:tc>
+          <w:tcPr>
+            <w:tcW w:type="dxa" w:w="2556"/>
+          </w:tcPr>
+          <w:p>
+            <w:r>
+              <w:t>Cash/Bank book</w:t>
+            </w:r>
+          </w:p>
+        </w:tc>
+      </w:tr>
+      <w:tr>
+        <w:tc>
+          <w:tcPr>
+            <w:tcW w:type="dxa" w:w="2556"/>
+          </w:tcPr>
+          <w:p>
+            <w:r>
+              <w:t>September</w:t>
+            </w:r>
+          </w:p>
+        </w:tc>
+        <w:tc>
+          <w:tcPr>
+            <w:tcW w:type="dxa" w:w="2556"/>
+          </w:tcPr>
+          <w:p>
+            <w:r>
+              <w:t>Quarter-end review</w:t>
+            </w:r>
+          </w:p>
+        </w:tc>
+        <w:tc>
+          <w:tcPr>
+            <w:tcW w:type="dxa" w:w="2556"/>
+          </w:tcPr>
+          <w:p>
+            <w:r>
+              <w:t>Adjustment prep</w:t>
+            </w:r>
+          </w:p>
+        </w:tc>
+        <w:tc>
+          <w:tcPr>
+            <w:tcW w:type="dxa" w:w="2556"/>
+          </w:tcPr>
+          <w:p>
+            <w:r>
+              <w:t>Trial Balance</w:t>
+            </w:r>
+          </w:p>
+        </w:tc>
+      </w:tr>
+      <w:tr>
+        <w:tc>
+          <w:tcPr>
+            <w:tcW w:type="dxa" w:w="2556"/>
+          </w:tcPr>
+          <w:p>
+            <w:r>
+              <w:t>October</w:t>
+            </w:r>
+          </w:p>
+        </w:tc>
+        <w:tc>
+          <w:tcPr>
+            <w:tcW w:type="dxa" w:w="2556"/>
+          </w:tcPr>
+          <w:p>
+            <w:r>
+              <w:t>Higher volume voucher practice</w:t>
+            </w:r>
+          </w:p>
+        </w:tc>
+        <w:tc>
+          <w:tcPr>
+            <w:tcW w:type="dxa" w:w="2556"/>
+          </w:tcPr>
+          <w:p>
+            <w:r>
+              <w:t>Expense regrouping check</w:t>
+            </w:r>
+          </w:p>
+        </w:tc>
+        <w:tc>
+          <w:tcPr>
+            <w:tcW w:type="dxa" w:w="2556"/>
+          </w:tcPr>
+          <w:p>
+            <w:r>
+              <w:t>P&amp;L</w:t>
+            </w:r>
+          </w:p>
+        </w:tc>
+      </w:tr>
+      <w:tr>
+        <w:tc>
+          <w:tcPr>
+            <w:tcW w:type="dxa" w:w="2556"/>
+          </w:tcPr>
+          <w:p>
+            <w:r>
+              <w:t>November</w:t>
+            </w:r>
+          </w:p>
+        </w:tc>
+        <w:tc>
+          <w:tcPr>
+            <w:tcW w:type="dxa" w:w="2556"/>
+          </w:tcPr>
+          <w:p>
+            <w:r>
+              <w:t>Discount and collection</w:t>
+            </w:r>
+          </w:p>
+        </w:tc>
+        <w:tc>
+          <w:tcPr>
+            <w:tcW w:type="dxa" w:w="2556"/>
+          </w:tcPr>
+          <w:p>
+            <w:r>
+              <w:t>Bank reconciliation basics</w:t>
+            </w:r>
+          </w:p>
+        </w:tc>
+        <w:tc>
+          <w:tcPr>
+            <w:tcW w:type="dxa" w:w="2556"/>
+          </w:tcPr>
+          <w:p>
+            <w:r>
+              <w:t>Receivables</w:t>
+            </w:r>
+          </w:p>
+        </w:tc>
+      </w:tr>
+      <w:tr>
+        <w:tc>
+          <w:tcPr>
+            <w:tcW w:type="dxa" w:w="2556"/>
+          </w:tcPr>
+          <w:p>
+            <w:r>
+              <w:t>December</w:t>
+            </w:r>
+          </w:p>
+        </w:tc>
+        <w:tc>
+          <w:tcPr>
+            <w:tcW w:type="dxa" w:w="2556"/>
+          </w:tcPr>
+          <w:p>
+            <w:r>
+              <w:t>Service billing controls</w:t>
+            </w:r>
+          </w:p>
+        </w:tc>
+        <w:tc>
+          <w:tcPr>
+            <w:tcW w:type="dxa" w:w="2556"/>
+          </w:tcPr>
+          <w:p>
+            <w:r>
+              <w:t>Provision preparation</w:t>
+            </w:r>
+          </w:p>
+        </w:tc>
+        <w:tc>
+          <w:tcPr>
+            <w:tcW w:type="dxa" w:w="2556"/>
+          </w:tcPr>
+          <w:p>
+            <w:r>
+              <w:t>Balance Sheet</w:t>
+            </w:r>
+          </w:p>
+        </w:tc>
+      </w:tr>
+      <w:tr>
+        <w:tc>
+          <w:tcPr>
+            <w:tcW w:type="dxa" w:w="2556"/>
+          </w:tcPr>
+          <w:p>
+            <w:r>
+              <w:t>January</w:t>
+            </w:r>
+          </w:p>
+        </w:tc>
+        <w:tc>
+          <w:tcPr>
+            <w:tcW w:type="dxa" w:w="2556"/>
+          </w:tcPr>
+          <w:p>
+            <w:r>
+              <w:t>Year-end planning</w:t>
+            </w:r>
+          </w:p>
+        </w:tc>
+        <w:tc>
+          <w:tcPr>
+            <w:tcW w:type="dxa" w:w="2556"/>
+          </w:tcPr>
+          <w:p>
+            <w:r>
+              <w:t>Accrual review</w:t>
+            </w:r>
+          </w:p>
+        </w:tc>
+        <w:tc>
+          <w:tcPr>
+            <w:tcW w:type="dxa" w:w="2556"/>
+          </w:tcPr>
+          <w:p>
+            <w:r>
+              <w:t>Day Book</w:t>
+            </w:r>
+          </w:p>
+        </w:tc>
+      </w:tr>
+      <w:tr>
+        <w:tc>
+          <w:tcPr>
+            <w:tcW w:type="dxa" w:w="2556"/>
+          </w:tcPr>
+          <w:p>
+            <w:r>
+              <w:t>February</w:t>
+            </w:r>
+          </w:p>
+        </w:tc>
+        <w:tc>
+          <w:tcPr>
+            <w:tcW w:type="dxa" w:w="2556"/>
+          </w:tcPr>
+          <w:p>
+            <w:r>
+              <w:t>Correction entries</w:t>
+            </w:r>
+          </w:p>
+        </w:tc>
+        <w:tc>
+          <w:tcPr>
+            <w:tcW w:type="dxa" w:w="2556"/>
+          </w:tcPr>
+          <w:p>
+            <w:r>
+              <w:t>Depreciation check</w:t>
+            </w:r>
+          </w:p>
+        </w:tc>
+        <w:tc>
+          <w:tcPr>
+            <w:tcW w:type="dxa" w:w="2556"/>
+          </w:tcPr>
+          <w:p>
+            <w:r>
+              <w:t>Trial Balance</w:t>
+            </w:r>
+          </w:p>
+        </w:tc>
+      </w:tr>
+      <w:tr>
+        <w:tc>
+          <w:tcPr>
+            <w:tcW w:type="dxa" w:w="2556"/>
+          </w:tcPr>
+          <w:p>
+            <w:r>
+              <w:t>March</w:t>
+            </w:r>
+          </w:p>
+        </w:tc>
+        <w:tc>
+          <w:tcPr>
+            <w:tcW w:type="dxa" w:w="2556"/>
+          </w:tcPr>
+          <w:p>
+            <w:r>
+              <w:t>Final service report review</w:t>
+            </w:r>
+          </w:p>
+        </w:tc>
+        <w:tc>
+          <w:tcPr>
+            <w:tcW w:type="dxa" w:w="2556"/>
+          </w:tcPr>
+          <w:p>
+            <w:r>
+              <w:t>Closing entries</w:t>
+            </w:r>
+          </w:p>
+        </w:tc>
+        <w:tc>
+          <w:tcPr>
+            <w:tcW w:type="dxa" w:w="2556"/>
+          </w:tcPr>
+          <w:p>
+            <w:r>
+              <w:t>P&amp;L + B/S</w:t>
+            </w:r>
+          </w:p>
+        </w:tc>
+      </w:tr>
+    </w:tbl>
+    <w:p>
+      <w:r>
+        <w:br w:type="page"/>
+      </w:r>
+    </w:p>
+    <w:p>
+      <w:pPr>
+        <w:pStyle w:val="Heading2"/>
+      </w:pPr>
+      <w:r>
+        <w:t>Worked Example Set: Service Business</w:t>
+      </w:r>
+    </w:p>
+    <w:p>
+      <w:pPr>
+        <w:pStyle w:val="ListBullet"/>
+      </w:pPr>
+    </w:p>
+    <w:p>
+      <w:pPr>
+        <w:pStyle w:val="ListNumber"/>
+      </w:pPr>
+      <w:r>
+        <w:t>Issued invoice for consulting services 95,000 on credit.</w:t>
+      </w:r>
+    </w:p>
+    <w:p>
+      <w:pPr>
+        <w:pStyle w:val="ListBullet"/>
+      </w:pPr>
+    </w:p>
+    <w:p>
+      <w:pPr>
+        <w:pStyle w:val="ListNumber"/>
+      </w:pPr>
+      <w:r>
+        <w:t>Received 60,000 by bank against that invoice.</w:t>
+      </w:r>
+    </w:p>
+    <w:p>
+      <w:pPr>
+        <w:pStyle w:val="ListBullet"/>
+      </w:pPr>
+    </w:p>
+    <w:p>
+      <w:pPr>
+        <w:pStyle w:val="ListNumber"/>
+      </w:pPr>
+      <w:r>
+        <w:t>Allowed 2,000 cash discount on final settlement.</w:t>
+      </w:r>
+    </w:p>
+    <w:p>
+      <w:pPr>
+        <w:pStyle w:val="ListBullet"/>
+      </w:pPr>
+    </w:p>
+    <w:p>
+      <w:pPr>
+        <w:pStyle w:val="ListNumber"/>
+      </w:pPr>
+      <w:r>
+        <w:t>Paid rent 18,000 and internet 2,400.</w:t>
+      </w:r>
+    </w:p>
+    <w:p>
+      <w:pPr>
+        <w:pStyle w:val="ListBullet"/>
+      </w:pPr>
+    </w:p>
+    <w:p>
+      <w:pPr>
+        <w:pStyle w:val="ListNumber"/>
+      </w:pPr>
+      <w:r>
+        <w:t>Passed depreciation 1,800 on office equipment.</w:t>
+      </w:r>
+    </w:p>
+    <w:p>
+      <w:r>
+        <w:t>Student task: write all entries, pass them in Tally, and identify the closing debtor balance and expense total.</w:t>
+      </w:r>
+    </w:p>
+    <w:p>
+      <w:r>
+        <w:br w:type="page"/>
+      </w:r>
+    </w:p>
+    <w:p>
+      <w:pPr>
+        <w:pStyle w:val="Heading2"/>
+      </w:pPr>
+      <w:r>
+        <w:t>Case 1 Troubleshooting Notebook</w:t>
+      </w:r>
+    </w:p>
+    <w:tbl>
+      <w:tblPr>
+        <w:tblStyle w:val="TableGrid"/>
+        <w:tblW w:type="auto" w:w="0"/>
+        <w:tblLook w:firstColumn="1" w:firstRow="1" w:lastColumn="0" w:lastRow="0" w:noHBand="0" w:noVBand="1" w:val="04A0"/>
+      </w:tblPr>
+      <w:tblGrid>
+        <w:gridCol w:w="3408"/>
+        <w:gridCol w:w="3408"/>
+        <w:gridCol w:w="3408"/>
+      </w:tblGrid>
+      <w:tr>
+        <w:tc>
+          <w:tcPr>
+            <w:tcW w:type="dxa" w:w="3408"/>
+          </w:tcPr>
+          <w:p>
+            <w:r>
+              <w:t>Problem Seen</w:t>
+            </w:r>
+          </w:p>
+        </w:tc>
+        <w:tc>
+          <w:tcPr>
+            <w:tcW w:type="dxa" w:w="3408"/>
+          </w:tcPr>
+          <w:p>
+            <w:r>
+              <w:t>Likely Cause</w:t>
+            </w:r>
+          </w:p>
+        </w:tc>
+        <w:tc>
+          <w:tcPr>
+            <w:tcW w:type="dxa" w:w="3408"/>
+          </w:tcPr>
+          <w:p>
+            <w:r>
+              <w:t>Fix</w:t>
+            </w:r>
+          </w:p>
+        </w:tc>
+      </w:tr>
+      <w:tr>
+        <w:tc>
+          <w:tcPr>
+            <w:tcW w:type="dxa" w:w="3408"/>
+          </w:tcPr>
+          <w:p>
+            <w:r>
+              <w:t>Trial Balance mismatch</w:t>
+            </w:r>
+          </w:p>
+        </w:tc>
+        <w:tc>
+          <w:tcPr>
+            <w:tcW w:type="dxa" w:w="3408"/>
+          </w:tcPr>
+          <w:p>
+            <w:r>
+              <w:t>Wrong Dr/Cr side</w:t>
+            </w:r>
+          </w:p>
+        </w:tc>
+        <w:tc>
+          <w:tcPr>
+            <w:tcW w:type="dxa" w:w="3408"/>
+          </w:tcPr>
+          <w:p>
+            <w:r>
+              <w:t>Open voucher and correct line</w:t>
+            </w:r>
+          </w:p>
+        </w:tc>
+      </w:tr>
+      <w:tr>
+        <w:tc>
+          <w:tcPr>
+            <w:tcW w:type="dxa" w:w="3408"/>
+          </w:tcPr>
+          <w:p>
+            <w:r>
+              <w:t>Customer not showing outstanding</w:t>
+            </w:r>
+          </w:p>
+        </w:tc>
+        <w:tc>
+          <w:tcPr>
+            <w:tcW w:type="dxa" w:w="3408"/>
+          </w:tcPr>
+          <w:p>
+            <w:r>
+              <w:t>Bill-wise not enabled</w:t>
+            </w:r>
+          </w:p>
+        </w:tc>
+        <w:tc>
+          <w:tcPr>
+            <w:tcW w:type="dxa" w:w="3408"/>
+          </w:tcPr>
+          <w:p>
+            <w:r>
+              <w:t>Alter ledger and re-link bill</w:t>
+            </w:r>
+          </w:p>
+        </w:tc>
+      </w:tr>
+      <w:tr>
+        <w:tc>
+          <w:tcPr>
+            <w:tcW w:type="dxa" w:w="3408"/>
+          </w:tcPr>
+          <w:p>
+            <w:r>
+              <w:t>Expense missing in P&amp;L</w:t>
+            </w:r>
+          </w:p>
+        </w:tc>
+        <w:tc>
+          <w:tcPr>
+            <w:tcW w:type="dxa" w:w="3408"/>
+          </w:tcPr>
+          <w:p>
+            <w:r>
+              <w:t>Ledger group wrong</w:t>
+            </w:r>
+          </w:p>
+        </w:tc>
+        <w:tc>
+          <w:tcPr>
+            <w:tcW w:type="dxa" w:w="3408"/>
+          </w:tcPr>
+          <w:p>
+            <w:r>
+              <w:t>Alter group mapping</w:t>
+            </w:r>
+          </w:p>
+        </w:tc>
+      </w:tr>
+      <w:tr>
+        <w:tc>
+          <w:tcPr>
+            <w:tcW w:type="dxa" w:w="3408"/>
+          </w:tcPr>
+          <w:p>
+            <w:r>
+              <w:t>Bank lower than expected</w:t>
+            </w:r>
+          </w:p>
+        </w:tc>
+        <w:tc>
+          <w:tcPr>
+            <w:tcW w:type="dxa" w:w="3408"/>
+          </w:tcPr>
+          <w:p>
+            <w:r>
+              <w:t>Duplicate payment/contra</w:t>
+            </w:r>
+          </w:p>
+        </w:tc>
+        <w:tc>
+          <w:tcPr>
+            <w:tcW w:type="dxa" w:w="3408"/>
+          </w:tcPr>
+          <w:p>
+            <w:r>
+              <w:t>Check Day Book chronologically</w:t>
+            </w:r>
+          </w:p>
+        </w:tc>
+      </w:tr>
+    </w:tbl>
+    <w:p>
+      <w:r>
+        <w:br w:type="page"/>
+      </w:r>
+    </w:p>
+    <w:p>
+      <w:pPr>
         <w:pStyle w:val="Heading1"/>
       </w:pPr>
       <w:r>
@@ -4308,6 +6356,11 @@
       </w:r>
     </w:p>
     <w:p>
+      <w:r>
+        <w:br w:type="page"/>
+      </w:r>
+    </w:p>
+    <w:p>
       <w:pPr>
         <w:pStyle w:val="Heading2"/>
       </w:pPr>
@@ -4316,6 +6369,11 @@
       </w:r>
     </w:p>
     <w:p>
+      <w:r>
+        <w:br w:type="page"/>
+      </w:r>
+    </w:p>
+    <w:p>
       <w:pPr>
         <w:pStyle w:val="Heading2"/>
       </w:pPr>
@@ -4324,6 +6382,11 @@
       </w:r>
     </w:p>
     <w:p>
+      <w:r>
+        <w:br w:type="page"/>
+      </w:r>
+    </w:p>
+    <w:p>
       <w:pPr>
         <w:pStyle w:val="Heading2"/>
       </w:pPr>
@@ -4364,6 +6427,11 @@
       </w:r>
     </w:p>
     <w:p>
+      <w:r>
+        <w:br w:type="page"/>
+      </w:r>
+    </w:p>
+    <w:p>
       <w:pPr>
         <w:pStyle w:val="Heading2"/>
       </w:pPr>
@@ -4380,6 +6448,11 @@
       </w:r>
     </w:p>
     <w:p>
+      <w:r>
+        <w:br w:type="page"/>
+      </w:r>
+    </w:p>
+    <w:p>
       <w:pPr>
         <w:pStyle w:val="Heading2"/>
       </w:pPr>
@@ -4412,6 +6485,11 @@
       </w:r>
     </w:p>
     <w:p>
+      <w:r>
+        <w:br w:type="page"/>
+      </w:r>
+    </w:p>
+    <w:p>
       <w:pPr>
         <w:pStyle w:val="Heading2"/>
       </w:pPr>
@@ -4452,6 +6530,11 @@
       </w:r>
     </w:p>
     <w:p>
+      <w:r>
+        <w:br w:type="page"/>
+      </w:r>
+    </w:p>
+    <w:p>
       <w:pPr>
         <w:pStyle w:val="Heading2"/>
       </w:pPr>
@@ -4492,6 +6575,11 @@
       </w:r>
     </w:p>
     <w:p>
+      <w:r>
+        <w:br w:type="page"/>
+      </w:r>
+    </w:p>
+    <w:p>
       <w:pPr>
         <w:pStyle w:val="Heading2"/>
       </w:pPr>
@@ -4524,6 +6612,11 @@
       </w:r>
     </w:p>
     <w:p>
+      <w:r>
+        <w:br w:type="page"/>
+      </w:r>
+    </w:p>
+    <w:p>
       <w:pPr>
         <w:pStyle w:val="Heading2"/>
       </w:pPr>
@@ -4548,6 +6641,11 @@
       </w:r>
     </w:p>
     <w:p>
+      <w:r>
+        <w:br w:type="page"/>
+      </w:r>
+    </w:p>
+    <w:p>
       <w:pPr>
         <w:pStyle w:val="Heading2"/>
       </w:pPr>
@@ -4588,6 +6686,11 @@
       </w:r>
     </w:p>
     <w:p>
+      <w:r>
+        <w:br w:type="page"/>
+      </w:r>
+    </w:p>
+    <w:p>
       <w:pPr>
         <w:pStyle w:val="Heading2"/>
       </w:pPr>
@@ -4620,6 +6723,11 @@
       </w:r>
     </w:p>
     <w:p>
+      <w:r>
+        <w:br w:type="page"/>
+      </w:r>
+    </w:p>
+    <w:p>
       <w:pPr>
         <w:pStyle w:val="Heading2"/>
       </w:pPr>
@@ -4652,6 +6760,11 @@
       </w:r>
     </w:p>
     <w:p>
+      <w:r>
+        <w:br w:type="page"/>
+      </w:r>
+    </w:p>
+    <w:p>
       <w:pPr>
         <w:pStyle w:val="Heading2"/>
       </w:pPr>
@@ -4684,6 +6797,11 @@
       </w:r>
     </w:p>
     <w:p>
+      <w:r>
+        <w:br w:type="page"/>
+      </w:r>
+    </w:p>
+    <w:p>
       <w:pPr>
         <w:pStyle w:val="Heading2"/>
       </w:pPr>
@@ -4692,6 +6810,11 @@
       </w:r>
     </w:p>
     <w:p>
+      <w:r>
+        <w:br w:type="page"/>
+      </w:r>
+    </w:p>
+    <w:p>
       <w:pPr>
         <w:pStyle w:val="Heading2"/>
       </w:pPr>
@@ -4740,6 +6863,11 @@
       </w:r>
     </w:p>
     <w:p>
+      <w:r>
+        <w:br w:type="page"/>
+      </w:r>
+    </w:p>
+    <w:p>
       <w:pPr>
         <w:pStyle w:val="Heading2"/>
       </w:pPr>
@@ -4780,6 +6908,11 @@
       </w:r>
     </w:p>
     <w:p>
+      <w:r>
+        <w:br w:type="page"/>
+      </w:r>
+    </w:p>
+    <w:p>
       <w:pPr>
         <w:pStyle w:val="Heading2"/>
       </w:pPr>
@@ -4812,6 +6945,11 @@
       </w:r>
     </w:p>
     <w:p>
+      <w:r>
+        <w:br w:type="page"/>
+      </w:r>
+    </w:p>
+    <w:p>
       <w:pPr>
         <w:pStyle w:val="Heading2"/>
       </w:pPr>
@@ -4908,6 +7046,11 @@
       </w:r>
     </w:p>
     <w:p>
+      <w:r>
+        <w:br w:type="page"/>
+      </w:r>
+    </w:p>
+    <w:p>
       <w:pPr>
         <w:pStyle w:val="Heading2"/>
       </w:pPr>
@@ -4948,6 +7091,11 @@
       </w:r>
     </w:p>
     <w:p>
+      <w:r>
+        <w:br w:type="page"/>
+      </w:r>
+    </w:p>
+    <w:p>
       <w:pPr>
         <w:pStyle w:val="Heading2"/>
       </w:pPr>
@@ -4972,6 +7120,11 @@
       </w:r>
     </w:p>
     <w:p>
+      <w:r>
+        <w:br w:type="page"/>
+      </w:r>
+    </w:p>
+    <w:p>
       <w:pPr>
         <w:pStyle w:val="Heading2"/>
       </w:pPr>
@@ -5017,6 +7170,11 @@
       </w:pPr>
       <w:r>
         <w:t>5. Exported report sample.</w:t>
+      </w:r>
+    </w:p>
+    <w:p>
+      <w:r>
+        <w:br w:type="page"/>
       </w:r>
     </w:p>
     <w:p>
@@ -5064,6 +7222,11 @@
       </w:r>
     </w:p>
     <w:p>
+      <w:r>
+        <w:br w:type="page"/>
+      </w:r>
+    </w:p>
+    <w:p>
       <w:pPr>
         <w:pStyle w:val="Heading2"/>
       </w:pPr>
@@ -5086,6 +7249,481 @@
     </w:p>
     <w:p>
       <w:pPr>
+        <w:pStyle w:val="Heading2"/>
+      </w:pPr>
+      <w:r>
+        <w:t>Extended Inventory Workbook</w:t>
+      </w:r>
+    </w:p>
+    <w:tbl>
+      <w:tblPr>
+        <w:tblStyle w:val="TableGrid"/>
+        <w:tblW w:type="auto" w:w="0"/>
+        <w:tblLook w:firstColumn="1" w:firstRow="1" w:lastColumn="0" w:lastRow="0" w:noHBand="0" w:noVBand="1" w:val="04A0"/>
+      </w:tblPr>
+      <w:tblGrid>
+        <w:gridCol w:w="3408"/>
+        <w:gridCol w:w="3408"/>
+        <w:gridCol w:w="3408"/>
+      </w:tblGrid>
+      <w:tr>
+        <w:tc>
+          <w:tcPr>
+            <w:tcW w:type="dxa" w:w="3408"/>
+          </w:tcPr>
+          <w:p>
+            <w:r>
+              <w:t>Module</w:t>
+            </w:r>
+          </w:p>
+        </w:tc>
+        <w:tc>
+          <w:tcPr>
+            <w:tcW w:type="dxa" w:w="3408"/>
+          </w:tcPr>
+          <w:p>
+            <w:r>
+              <w:t>What Student Learns</w:t>
+            </w:r>
+          </w:p>
+        </w:tc>
+        <w:tc>
+          <w:tcPr>
+            <w:tcW w:type="dxa" w:w="3408"/>
+          </w:tcPr>
+          <w:p>
+            <w:r>
+              <w:t>Deliverable</w:t>
+            </w:r>
+          </w:p>
+        </w:tc>
+      </w:tr>
+      <w:tr>
+        <w:tc>
+          <w:tcPr>
+            <w:tcW w:type="dxa" w:w="3408"/>
+          </w:tcPr>
+          <w:p>
+            <w:r>
+              <w:t>Item Setup</w:t>
+            </w:r>
+          </w:p>
+        </w:tc>
+        <w:tc>
+          <w:tcPr>
+            <w:tcW w:type="dxa" w:w="3408"/>
+          </w:tcPr>
+          <w:p>
+            <w:r>
+              <w:t>Unit, group, opening stock</w:t>
+            </w:r>
+          </w:p>
+        </w:tc>
+        <w:tc>
+          <w:tcPr>
+            <w:tcW w:type="dxa" w:w="3408"/>
+          </w:tcPr>
+          <w:p>
+            <w:r>
+              <w:t>Master list</w:t>
+            </w:r>
+          </w:p>
+        </w:tc>
+      </w:tr>
+      <w:tr>
+        <w:tc>
+          <w:tcPr>
+            <w:tcW w:type="dxa" w:w="3408"/>
+          </w:tcPr>
+          <w:p>
+            <w:r>
+              <w:t>Purchase Cycle</w:t>
+            </w:r>
+          </w:p>
+        </w:tc>
+        <w:tc>
+          <w:tcPr>
+            <w:tcW w:type="dxa" w:w="3408"/>
+          </w:tcPr>
+          <w:p>
+            <w:r>
+              <w:t>Stock inward, creditor effect</w:t>
+            </w:r>
+          </w:p>
+        </w:tc>
+        <w:tc>
+          <w:tcPr>
+            <w:tcW w:type="dxa" w:w="3408"/>
+          </w:tcPr>
+          <w:p>
+            <w:r>
+              <w:t>Purchase invoice</w:t>
+            </w:r>
+          </w:p>
+        </w:tc>
+      </w:tr>
+      <w:tr>
+        <w:tc>
+          <w:tcPr>
+            <w:tcW w:type="dxa" w:w="3408"/>
+          </w:tcPr>
+          <w:p>
+            <w:r>
+              <w:t>Sales Cycle</w:t>
+            </w:r>
+          </w:p>
+        </w:tc>
+        <w:tc>
+          <w:tcPr>
+            <w:tcW w:type="dxa" w:w="3408"/>
+          </w:tcPr>
+          <w:p>
+            <w:r>
+              <w:t>Stock outward, debtor effect</w:t>
+            </w:r>
+          </w:p>
+        </w:tc>
+        <w:tc>
+          <w:tcPr>
+            <w:tcW w:type="dxa" w:w="3408"/>
+          </w:tcPr>
+          <w:p>
+            <w:r>
+              <w:t>Sales invoice</w:t>
+            </w:r>
+          </w:p>
+        </w:tc>
+      </w:tr>
+      <w:tr>
+        <w:tc>
+          <w:tcPr>
+            <w:tcW w:type="dxa" w:w="3408"/>
+          </w:tcPr>
+          <w:p>
+            <w:r>
+              <w:t>Returns</w:t>
+            </w:r>
+          </w:p>
+        </w:tc>
+        <w:tc>
+          <w:tcPr>
+            <w:tcW w:type="dxa" w:w="3408"/>
+          </w:tcPr>
+          <w:p>
+            <w:r>
+              <w:t>Value and quantity reversal</w:t>
+            </w:r>
+          </w:p>
+        </w:tc>
+        <w:tc>
+          <w:tcPr>
+            <w:tcW w:type="dxa" w:w="3408"/>
+          </w:tcPr>
+          <w:p>
+            <w:r>
+              <w:t>Debit/Credit note</w:t>
+            </w:r>
+          </w:p>
+        </w:tc>
+      </w:tr>
+      <w:tr>
+        <w:tc>
+          <w:tcPr>
+            <w:tcW w:type="dxa" w:w="3408"/>
+          </w:tcPr>
+          <w:p>
+            <w:r>
+              <w:t>Adjustments</w:t>
+            </w:r>
+          </w:p>
+        </w:tc>
+        <w:tc>
+          <w:tcPr>
+            <w:tcW w:type="dxa" w:w="3408"/>
+          </w:tcPr>
+          <w:p>
+            <w:r>
+              <w:t>Provision, depreciation, closing</w:t>
+            </w:r>
+          </w:p>
+        </w:tc>
+        <w:tc>
+          <w:tcPr>
+            <w:tcW w:type="dxa" w:w="3408"/>
+          </w:tcPr>
+          <w:p>
+            <w:r>
+              <w:t>Journal set</w:t>
+            </w:r>
+          </w:p>
+        </w:tc>
+      </w:tr>
+      <w:tr>
+        <w:tc>
+          <w:tcPr>
+            <w:tcW w:type="dxa" w:w="3408"/>
+          </w:tcPr>
+          <w:p>
+            <w:r>
+              <w:t>Reports</w:t>
+            </w:r>
+          </w:p>
+        </w:tc>
+        <w:tc>
+          <w:tcPr>
+            <w:tcW w:type="dxa" w:w="3408"/>
+          </w:tcPr>
+          <w:p>
+            <w:r>
+              <w:t>Stock Summary and movement analysis</w:t>
+            </w:r>
+          </w:p>
+        </w:tc>
+        <w:tc>
+          <w:tcPr>
+            <w:tcW w:type="dxa" w:w="3408"/>
+          </w:tcPr>
+          <w:p>
+            <w:r>
+              <w:t>Exported report pack</w:t>
+            </w:r>
+          </w:p>
+        </w:tc>
+      </w:tr>
+    </w:tbl>
+    <w:p>
+      <w:r>
+        <w:br w:type="page"/>
+      </w:r>
+    </w:p>
+    <w:p>
+      <w:pPr>
+        <w:pStyle w:val="Heading2"/>
+      </w:pPr>
+      <w:r>
+        <w:t>Month-by-Month Trading Assignment</w:t>
+      </w:r>
+    </w:p>
+    <w:p>
+      <w:pPr>
+        <w:pStyle w:val="ListBullet"/>
+      </w:pPr>
+    </w:p>
+    <w:p>
+      <w:pPr>
+        <w:pStyle w:val="ListNumber"/>
+      </w:pPr>
+      <w:r>
+        <w:t>April: create 3 items and enter opening stock.</w:t>
+      </w:r>
+    </w:p>
+    <w:p>
+      <w:pPr>
+        <w:pStyle w:val="ListBullet"/>
+      </w:pPr>
+    </w:p>
+    <w:p>
+      <w:pPr>
+        <w:pStyle w:val="ListNumber"/>
+      </w:pPr>
+      <w:r>
+        <w:t>May: purchase from 2 suppliers and post freight.</w:t>
+      </w:r>
+    </w:p>
+    <w:p>
+      <w:pPr>
+        <w:pStyle w:val="ListBullet"/>
+      </w:pPr>
+    </w:p>
+    <w:p>
+      <w:pPr>
+        <w:pStyle w:val="ListNumber"/>
+      </w:pPr>
+      <w:r>
+        <w:t>June: sales to 3 customers and receive part payment.</w:t>
+      </w:r>
+    </w:p>
+    <w:p>
+      <w:pPr>
+        <w:pStyle w:val="ListBullet"/>
+      </w:pPr>
+    </w:p>
+    <w:p>
+      <w:pPr>
+        <w:pStyle w:val="ListNumber"/>
+      </w:pPr>
+      <w:r>
+        <w:t>July: purchase return and sales return.</w:t>
+      </w:r>
+    </w:p>
+    <w:p>
+      <w:pPr>
+        <w:pStyle w:val="ListBullet"/>
+      </w:pPr>
+    </w:p>
+    <w:p>
+      <w:pPr>
+        <w:pStyle w:val="ListNumber"/>
+      </w:pPr>
+      <w:r>
+        <w:t>August: stock transfer or adjustment entry.</w:t>
+      </w:r>
+    </w:p>
+    <w:p>
+      <w:pPr>
+        <w:pStyle w:val="ListBullet"/>
+      </w:pPr>
+    </w:p>
+    <w:p>
+      <w:pPr>
+        <w:pStyle w:val="ListNumber"/>
+      </w:pPr>
+      <w:r>
+        <w:t>September: first quarter stock report review.</w:t>
+      </w:r>
+    </w:p>
+    <w:p>
+      <w:pPr>
+        <w:pStyle w:val="ListBullet"/>
+      </w:pPr>
+    </w:p>
+    <w:p>
+      <w:pPr>
+        <w:pStyle w:val="ListNumber"/>
+      </w:pPr>
+      <w:r>
+        <w:t>October: depreciation and provision drill.</w:t>
+      </w:r>
+    </w:p>
+    <w:p>
+      <w:pPr>
+        <w:pStyle w:val="ListBullet"/>
+      </w:pPr>
+    </w:p>
+    <w:p>
+      <w:pPr>
+        <w:pStyle w:val="ListNumber"/>
+      </w:pPr>
+      <w:r>
+        <w:t>November: invoice printing practice.</w:t>
+      </w:r>
+    </w:p>
+    <w:p>
+      <w:pPr>
+        <w:pStyle w:val="ListBullet"/>
+      </w:pPr>
+    </w:p>
+    <w:p>
+      <w:pPr>
+        <w:pStyle w:val="ListNumber"/>
+      </w:pPr>
+      <w:r>
+        <w:t>December: export Trial Balance and Stock Summary.</w:t>
+      </w:r>
+    </w:p>
+    <w:p>
+      <w:pPr>
+        <w:pStyle w:val="ListBullet"/>
+      </w:pPr>
+    </w:p>
+    <w:p>
+      <w:pPr>
+        <w:pStyle w:val="ListNumber"/>
+      </w:pPr>
+      <w:r>
+        <w:t>January to March: repeat with higher volume and year-end checks.</w:t>
+      </w:r>
+    </w:p>
+    <w:p>
+      <w:r>
+        <w:br w:type="page"/>
+      </w:r>
+    </w:p>
+    <w:p>
+      <w:pPr>
+        <w:pStyle w:val="Heading2"/>
+      </w:pPr>
+      <w:r>
+        <w:t>Inventory Interpretation Questions</w:t>
+      </w:r>
+    </w:p>
+    <w:p>
+      <w:pPr>
+        <w:pStyle w:val="ListBullet"/>
+      </w:pPr>
+    </w:p>
+    <w:p>
+      <w:pPr>
+        <w:pStyle w:val="ListNumber"/>
+      </w:pPr>
+      <w:r>
+        <w:t>Which item is overstocked?</w:t>
+      </w:r>
+    </w:p>
+    <w:p>
+      <w:pPr>
+        <w:pStyle w:val="ListBullet"/>
+      </w:pPr>
+    </w:p>
+    <w:p>
+      <w:pPr>
+        <w:pStyle w:val="ListNumber"/>
+      </w:pPr>
+      <w:r>
+        <w:t>Which item has fastest outward movement?</w:t>
+      </w:r>
+    </w:p>
+    <w:p>
+      <w:pPr>
+        <w:pStyle w:val="ListBullet"/>
+      </w:pPr>
+    </w:p>
+    <w:p>
+      <w:pPr>
+        <w:pStyle w:val="ListNumber"/>
+      </w:pPr>
+      <w:r>
+        <w:t>Did returns change gross margin materially?</w:t>
+      </w:r>
+    </w:p>
+    <w:p>
+      <w:pPr>
+        <w:pStyle w:val="ListBullet"/>
+      </w:pPr>
+    </w:p>
+    <w:p>
+      <w:pPr>
+        <w:pStyle w:val="ListNumber"/>
+      </w:pPr>
+      <w:r>
+        <w:t>Does closing stock seem realistic versus sales volume?</w:t>
+      </w:r>
+    </w:p>
+    <w:p>
+      <w:pPr>
+        <w:pStyle w:val="ListBullet"/>
+      </w:pPr>
+    </w:p>
+    <w:p>
+      <w:pPr>
+        <w:pStyle w:val="ListNumber"/>
+      </w:pPr>
+      <w:r>
+        <w:t>Did freight get absorbed into the intended cost logic?</w:t>
+      </w:r>
+    </w:p>
+    <w:p>
+      <w:r>
+        <w:t>Students should answer these after every practice month, not only at year-end.</w:t>
+      </w:r>
+    </w:p>
+    <w:p>
+      <w:r>
+        <w:br w:type="page"/>
+      </w:r>
+    </w:p>
+    <w:p>
+      <w:pPr>
         <w:pStyle w:val="Heading1"/>
       </w:pPr>
       <w:r>
@@ -5093,6 +7731,11 @@
       </w:r>
     </w:p>
     <w:p>
+      <w:r>
+        <w:br w:type="page"/>
+      </w:r>
+    </w:p>
+    <w:p>
       <w:pPr>
         <w:pStyle w:val="Heading2"/>
       </w:pPr>
@@ -5101,6 +7744,11 @@
       </w:r>
     </w:p>
     <w:p>
+      <w:r>
+        <w:br w:type="page"/>
+      </w:r>
+    </w:p>
+    <w:p>
       <w:pPr>
         <w:pStyle w:val="Heading2"/>
       </w:pPr>
@@ -5109,6 +7757,11 @@
       </w:r>
     </w:p>
     <w:p>
+      <w:r>
+        <w:br w:type="page"/>
+      </w:r>
+    </w:p>
+    <w:p>
       <w:pPr>
         <w:pStyle w:val="Heading2"/>
       </w:pPr>
@@ -5141,6 +7794,11 @@
       </w:r>
     </w:p>
     <w:p>
+      <w:r>
+        <w:br w:type="page"/>
+      </w:r>
+    </w:p>
+    <w:p>
       <w:pPr>
         <w:pStyle w:val="Heading2"/>
       </w:pPr>
@@ -5173,6 +7831,11 @@
       </w:r>
     </w:p>
     <w:p>
+      <w:r>
+        <w:br w:type="page"/>
+      </w:r>
+    </w:p>
+    <w:p>
       <w:pPr>
         <w:pStyle w:val="Heading2"/>
       </w:pPr>
@@ -5189,6 +7852,11 @@
       </w:r>
     </w:p>
     <w:p>
+      <w:r>
+        <w:br w:type="page"/>
+      </w:r>
+    </w:p>
+    <w:p>
       <w:pPr>
         <w:pStyle w:val="Heading2"/>
       </w:pPr>
@@ -5221,6 +7889,11 @@
       </w:r>
     </w:p>
     <w:p>
+      <w:r>
+        <w:br w:type="page"/>
+      </w:r>
+    </w:p>
+    <w:p>
       <w:pPr>
         <w:pStyle w:val="Heading2"/>
       </w:pPr>
@@ -5253,6 +7926,11 @@
       </w:r>
     </w:p>
     <w:p>
+      <w:r>
+        <w:br w:type="page"/>
+      </w:r>
+    </w:p>
+    <w:p>
       <w:pPr>
         <w:pStyle w:val="Heading2"/>
       </w:pPr>
@@ -5285,6 +7963,11 @@
       </w:r>
     </w:p>
     <w:p>
+      <w:r>
+        <w:br w:type="page"/>
+      </w:r>
+    </w:p>
+    <w:p>
       <w:pPr>
         <w:pStyle w:val="Heading2"/>
       </w:pPr>
@@ -5317,6 +8000,11 @@
       </w:r>
     </w:p>
     <w:p>
+      <w:r>
+        <w:br w:type="page"/>
+      </w:r>
+    </w:p>
+    <w:p>
       <w:pPr>
         <w:pStyle w:val="Heading2"/>
       </w:pPr>
@@ -5349,6 +8037,11 @@
       </w:r>
     </w:p>
     <w:p>
+      <w:r>
+        <w:br w:type="page"/>
+      </w:r>
+    </w:p>
+    <w:p>
       <w:pPr>
         <w:pStyle w:val="Heading2"/>
       </w:pPr>
@@ -5381,6 +8074,11 @@
       </w:r>
     </w:p>
     <w:p>
+      <w:r>
+        <w:br w:type="page"/>
+      </w:r>
+    </w:p>
+    <w:p>
       <w:pPr>
         <w:pStyle w:val="Heading2"/>
       </w:pPr>
@@ -5413,6 +8111,11 @@
       </w:r>
     </w:p>
     <w:p>
+      <w:r>
+        <w:br w:type="page"/>
+      </w:r>
+    </w:p>
+    <w:p>
       <w:pPr>
         <w:pStyle w:val="Heading2"/>
       </w:pPr>
@@ -5453,6 +8156,11 @@
       </w:r>
     </w:p>
     <w:p>
+      <w:r>
+        <w:br w:type="page"/>
+      </w:r>
+    </w:p>
+    <w:p>
       <w:pPr>
         <w:pStyle w:val="Heading2"/>
       </w:pPr>
@@ -5485,6 +8193,11 @@
       </w:r>
     </w:p>
     <w:p>
+      <w:r>
+        <w:br w:type="page"/>
+      </w:r>
+    </w:p>
+    <w:p>
       <w:pPr>
         <w:pStyle w:val="Heading2"/>
       </w:pPr>
@@ -5493,6 +8206,11 @@
       </w:r>
     </w:p>
     <w:p>
+      <w:r>
+        <w:br w:type="page"/>
+      </w:r>
+    </w:p>
+    <w:p>
       <w:pPr>
         <w:pStyle w:val="Heading2"/>
       </w:pPr>
@@ -5533,6 +8251,11 @@
       </w:r>
     </w:p>
     <w:p>
+      <w:r>
+        <w:br w:type="page"/>
+      </w:r>
+    </w:p>
+    <w:p>
       <w:pPr>
         <w:pStyle w:val="Heading2"/>
       </w:pPr>
@@ -5573,6 +8296,11 @@
       </w:r>
     </w:p>
     <w:p>
+      <w:r>
+        <w:br w:type="page"/>
+      </w:r>
+    </w:p>
+    <w:p>
       <w:pPr>
         <w:pStyle w:val="Heading2"/>
       </w:pPr>
@@ -5605,6 +8333,11 @@
       </w:r>
     </w:p>
     <w:p>
+      <w:r>
+        <w:br w:type="page"/>
+      </w:r>
+    </w:p>
+    <w:p>
       <w:pPr>
         <w:pStyle w:val="Heading2"/>
       </w:pPr>
@@ -5709,6 +8442,11 @@
       </w:r>
     </w:p>
     <w:p>
+      <w:r>
+        <w:br w:type="page"/>
+      </w:r>
+    </w:p>
+    <w:p>
       <w:pPr>
         <w:pStyle w:val="Heading2"/>
       </w:pPr>
@@ -5749,6 +8487,11 @@
       </w:r>
     </w:p>
     <w:p>
+      <w:r>
+        <w:br w:type="page"/>
+      </w:r>
+    </w:p>
+    <w:p>
       <w:pPr>
         <w:pStyle w:val="Heading2"/>
       </w:pPr>
@@ -5781,6 +8524,11 @@
       </w:r>
     </w:p>
     <w:p>
+      <w:r>
+        <w:br w:type="page"/>
+      </w:r>
+    </w:p>
+    <w:p>
       <w:pPr>
         <w:pStyle w:val="Heading2"/>
       </w:pPr>
@@ -5826,6 +8574,11 @@
       </w:pPr>
       <w:r>
         <w:t>5. Stock Summary and Tax Report screenshots.</w:t>
+      </w:r>
+    </w:p>
+    <w:p>
+      <w:r>
+        <w:br w:type="page"/>
       </w:r>
     </w:p>
     <w:p>
@@ -5869,6 +8622,11 @@
       </w:r>
     </w:p>
     <w:p>
+      <w:r>
+        <w:br w:type="page"/>
+      </w:r>
+    </w:p>
+    <w:p>
       <w:pPr>
         <w:pStyle w:val="Heading2"/>
       </w:pPr>
@@ -5891,6 +8649,531 @@
     </w:p>
     <w:p>
       <w:pPr>
+        <w:pStyle w:val="Heading2"/>
+      </w:pPr>
+      <w:r>
+        <w:t>GST Scenario Workbook</w:t>
+      </w:r>
+    </w:p>
+    <w:tbl>
+      <w:tblPr>
+        <w:tblStyle w:val="TableGrid"/>
+        <w:tblW w:type="auto" w:w="0"/>
+        <w:tblLook w:firstColumn="1" w:firstRow="1" w:lastColumn="0" w:lastRow="0" w:noHBand="0" w:noVBand="1" w:val="04A0"/>
+      </w:tblPr>
+      <w:tblGrid>
+        <w:gridCol w:w="3408"/>
+        <w:gridCol w:w="3408"/>
+        <w:gridCol w:w="3408"/>
+      </w:tblGrid>
+      <w:tr>
+        <w:tc>
+          <w:tcPr>
+            <w:tcW w:type="dxa" w:w="3408"/>
+          </w:tcPr>
+          <w:p>
+            <w:r>
+              <w:t>Scenario</w:t>
+            </w:r>
+          </w:p>
+        </w:tc>
+        <w:tc>
+          <w:tcPr>
+            <w:tcW w:type="dxa" w:w="3408"/>
+          </w:tcPr>
+          <w:p>
+            <w:r>
+              <w:t>Tax Type</w:t>
+            </w:r>
+          </w:p>
+        </w:tc>
+        <w:tc>
+          <w:tcPr>
+            <w:tcW w:type="dxa" w:w="3408"/>
+          </w:tcPr>
+          <w:p>
+            <w:r>
+              <w:t>Key Student Check</w:t>
+            </w:r>
+          </w:p>
+        </w:tc>
+      </w:tr>
+      <w:tr>
+        <w:tc>
+          <w:tcPr>
+            <w:tcW w:type="dxa" w:w="3408"/>
+          </w:tcPr>
+          <w:p>
+            <w:r>
+              <w:t>Local purchase</w:t>
+            </w:r>
+          </w:p>
+        </w:tc>
+        <w:tc>
+          <w:tcPr>
+            <w:tcW w:type="dxa" w:w="3408"/>
+          </w:tcPr>
+          <w:p>
+            <w:r>
+              <w:t>CGST + SGST</w:t>
+            </w:r>
+          </w:p>
+        </w:tc>
+        <w:tc>
+          <w:tcPr>
+            <w:tcW w:type="dxa" w:w="3408"/>
+          </w:tcPr>
+          <w:p>
+            <w:r>
+              <w:t>Party state and tax ledger</w:t>
+            </w:r>
+          </w:p>
+        </w:tc>
+      </w:tr>
+      <w:tr>
+        <w:tc>
+          <w:tcPr>
+            <w:tcW w:type="dxa" w:w="3408"/>
+          </w:tcPr>
+          <w:p>
+            <w:r>
+              <w:t>Local sales</w:t>
+            </w:r>
+          </w:p>
+        </w:tc>
+        <w:tc>
+          <w:tcPr>
+            <w:tcW w:type="dxa" w:w="3408"/>
+          </w:tcPr>
+          <w:p>
+            <w:r>
+              <w:t>CGST + SGST</w:t>
+            </w:r>
+          </w:p>
+        </w:tc>
+        <w:tc>
+          <w:tcPr>
+            <w:tcW w:type="dxa" w:w="3408"/>
+          </w:tcPr>
+          <w:p>
+            <w:r>
+              <w:t>Invoice tax split</w:t>
+            </w:r>
+          </w:p>
+        </w:tc>
+      </w:tr>
+      <w:tr>
+        <w:tc>
+          <w:tcPr>
+            <w:tcW w:type="dxa" w:w="3408"/>
+          </w:tcPr>
+          <w:p>
+            <w:r>
+              <w:t>Inter-state sales</w:t>
+            </w:r>
+          </w:p>
+        </w:tc>
+        <w:tc>
+          <w:tcPr>
+            <w:tcW w:type="dxa" w:w="3408"/>
+          </w:tcPr>
+          <w:p>
+            <w:r>
+              <w:t>IGST</w:t>
+            </w:r>
+          </w:p>
+        </w:tc>
+        <w:tc>
+          <w:tcPr>
+            <w:tcW w:type="dxa" w:w="3408"/>
+          </w:tcPr>
+          <w:p>
+            <w:r>
+              <w:t>Destination state</w:t>
+            </w:r>
+          </w:p>
+        </w:tc>
+      </w:tr>
+      <w:tr>
+        <w:tc>
+          <w:tcPr>
+            <w:tcW w:type="dxa" w:w="3408"/>
+          </w:tcPr>
+          <w:p>
+            <w:r>
+              <w:t>Sales return</w:t>
+            </w:r>
+          </w:p>
+        </w:tc>
+        <w:tc>
+          <w:tcPr>
+            <w:tcW w:type="dxa" w:w="3408"/>
+          </w:tcPr>
+          <w:p>
+            <w:r>
+              <w:t>Reverse output tax</w:t>
+            </w:r>
+          </w:p>
+        </w:tc>
+        <w:tc>
+          <w:tcPr>
+            <w:tcW w:type="dxa" w:w="3408"/>
+          </w:tcPr>
+          <w:p>
+            <w:r>
+              <w:t>Credit note values</w:t>
+            </w:r>
+          </w:p>
+        </w:tc>
+      </w:tr>
+      <w:tr>
+        <w:tc>
+          <w:tcPr>
+            <w:tcW w:type="dxa" w:w="3408"/>
+          </w:tcPr>
+          <w:p>
+            <w:r>
+              <w:t>Purchase return</w:t>
+            </w:r>
+          </w:p>
+        </w:tc>
+        <w:tc>
+          <w:tcPr>
+            <w:tcW w:type="dxa" w:w="3408"/>
+          </w:tcPr>
+          <w:p>
+            <w:r>
+              <w:t>Reverse input tax</w:t>
+            </w:r>
+          </w:p>
+        </w:tc>
+        <w:tc>
+          <w:tcPr>
+            <w:tcW w:type="dxa" w:w="3408"/>
+          </w:tcPr>
+          <w:p>
+            <w:r>
+              <w:t>Debit note values</w:t>
+            </w:r>
+          </w:p>
+        </w:tc>
+      </w:tr>
+      <w:tr>
+        <w:tc>
+          <w:tcPr>
+            <w:tcW w:type="dxa" w:w="3408"/>
+          </w:tcPr>
+          <w:p>
+            <w:r>
+              <w:t>Discount or interest</w:t>
+            </w:r>
+          </w:p>
+        </w:tc>
+        <w:tc>
+          <w:tcPr>
+            <w:tcW w:type="dxa" w:w="3408"/>
+          </w:tcPr>
+          <w:p>
+            <w:r>
+              <w:t>Depends on treatment</w:t>
+            </w:r>
+          </w:p>
+        </w:tc>
+        <w:tc>
+          <w:tcPr>
+            <w:tcW w:type="dxa" w:w="3408"/>
+          </w:tcPr>
+          <w:p>
+            <w:r>
+              <w:t>Taxable value logic</w:t>
+            </w:r>
+          </w:p>
+        </w:tc>
+      </w:tr>
+    </w:tbl>
+    <w:p>
+      <w:r>
+        <w:br w:type="page"/>
+      </w:r>
+    </w:p>
+    <w:p>
+      <w:pPr>
+        <w:pStyle w:val="Heading2"/>
+      </w:pPr>
+      <w:r>
+        <w:t>Monthly GST Review Routine</w:t>
+      </w:r>
+    </w:p>
+    <w:p>
+      <w:pPr>
+        <w:pStyle w:val="ListBullet"/>
+      </w:pPr>
+    </w:p>
+    <w:p>
+      <w:pPr>
+        <w:pStyle w:val="ListNumber"/>
+      </w:pPr>
+      <w:r>
+        <w:t>Verify party state and GST details.</w:t>
+      </w:r>
+    </w:p>
+    <w:p>
+      <w:pPr>
+        <w:pStyle w:val="ListBullet"/>
+      </w:pPr>
+    </w:p>
+    <w:p>
+      <w:pPr>
+        <w:pStyle w:val="ListNumber"/>
+      </w:pPr>
+      <w:r>
+        <w:t>Review sales vouchers for correct tax split.</w:t>
+      </w:r>
+    </w:p>
+    <w:p>
+      <w:pPr>
+        <w:pStyle w:val="ListBullet"/>
+      </w:pPr>
+    </w:p>
+    <w:p>
+      <w:pPr>
+        <w:pStyle w:val="ListNumber"/>
+      </w:pPr>
+      <w:r>
+        <w:t>Review purchase vouchers for correct input claim.</w:t>
+      </w:r>
+    </w:p>
+    <w:p>
+      <w:pPr>
+        <w:pStyle w:val="ListBullet"/>
+      </w:pPr>
+    </w:p>
+    <w:p>
+      <w:pPr>
+        <w:pStyle w:val="ListNumber"/>
+      </w:pPr>
+      <w:r>
+        <w:t>Recheck all debit and credit notes.</w:t>
+      </w:r>
+    </w:p>
+    <w:p>
+      <w:pPr>
+        <w:pStyle w:val="ListBullet"/>
+      </w:pPr>
+    </w:p>
+    <w:p>
+      <w:pPr>
+        <w:pStyle w:val="ListNumber"/>
+      </w:pPr>
+      <w:r>
+        <w:t>Match tax ledger balances with GST summary.</w:t>
+      </w:r>
+    </w:p>
+    <w:p>
+      <w:pPr>
+        <w:pStyle w:val="ListBullet"/>
+      </w:pPr>
+    </w:p>
+    <w:p>
+      <w:pPr>
+        <w:pStyle w:val="ListNumber"/>
+      </w:pPr>
+      <w:r>
+        <w:t>Export tax report and save month-end file.</w:t>
+      </w:r>
+    </w:p>
+    <w:p>
+      <w:r>
+        <w:br w:type="page"/>
+      </w:r>
+    </w:p>
+    <w:p>
+      <w:pPr>
+        <w:pStyle w:val="Heading2"/>
+      </w:pPr>
+      <w:r>
+        <w:t>GST Error Notebook</w:t>
+      </w:r>
+    </w:p>
+    <w:tbl>
+      <w:tblPr>
+        <w:tblStyle w:val="TableGrid"/>
+        <w:tblW w:type="auto" w:w="0"/>
+        <w:tblLook w:firstColumn="1" w:firstRow="1" w:lastColumn="0" w:lastRow="0" w:noHBand="0" w:noVBand="1" w:val="04A0"/>
+      </w:tblPr>
+      <w:tblGrid>
+        <w:gridCol w:w="3408"/>
+        <w:gridCol w:w="3408"/>
+        <w:gridCol w:w="3408"/>
+      </w:tblGrid>
+      <w:tr>
+        <w:tc>
+          <w:tcPr>
+            <w:tcW w:type="dxa" w:w="3408"/>
+          </w:tcPr>
+          <w:p>
+            <w:r>
+              <w:t>Error</w:t>
+            </w:r>
+          </w:p>
+        </w:tc>
+        <w:tc>
+          <w:tcPr>
+            <w:tcW w:type="dxa" w:w="3408"/>
+          </w:tcPr>
+          <w:p>
+            <w:r>
+              <w:t>Impact</w:t>
+            </w:r>
+          </w:p>
+        </w:tc>
+        <w:tc>
+          <w:tcPr>
+            <w:tcW w:type="dxa" w:w="3408"/>
+          </w:tcPr>
+          <w:p>
+            <w:r>
+              <w:t>Correction</w:t>
+            </w:r>
+          </w:p>
+        </w:tc>
+      </w:tr>
+      <w:tr>
+        <w:tc>
+          <w:tcPr>
+            <w:tcW w:type="dxa" w:w="3408"/>
+          </w:tcPr>
+          <w:p>
+            <w:r>
+              <w:t>Used IGST instead of CGST/SGST</w:t>
+            </w:r>
+          </w:p>
+        </w:tc>
+        <w:tc>
+          <w:tcPr>
+            <w:tcW w:type="dxa" w:w="3408"/>
+          </w:tcPr>
+          <w:p>
+            <w:r>
+              <w:t>Wrong liability split</w:t>
+            </w:r>
+          </w:p>
+        </w:tc>
+        <w:tc>
+          <w:tcPr>
+            <w:tcW w:type="dxa" w:w="3408"/>
+          </w:tcPr>
+          <w:p>
+            <w:r>
+              <w:t>Alter voucher</w:t>
+            </w:r>
+          </w:p>
+        </w:tc>
+      </w:tr>
+      <w:tr>
+        <w:tc>
+          <w:tcPr>
+            <w:tcW w:type="dxa" w:w="3408"/>
+          </w:tcPr>
+          <w:p>
+            <w:r>
+              <w:t>Party GST config missing</w:t>
+            </w:r>
+          </w:p>
+        </w:tc>
+        <w:tc>
+          <w:tcPr>
+            <w:tcW w:type="dxa" w:w="3408"/>
+          </w:tcPr>
+          <w:p>
+            <w:r>
+              <w:t>Tax line absent or wrong</w:t>
+            </w:r>
+          </w:p>
+        </w:tc>
+        <w:tc>
+          <w:tcPr>
+            <w:tcW w:type="dxa" w:w="3408"/>
+          </w:tcPr>
+          <w:p>
+            <w:r>
+              <w:t>Fix ledger and repost</w:t>
+            </w:r>
+          </w:p>
+        </w:tc>
+      </w:tr>
+      <w:tr>
+        <w:tc>
+          <w:tcPr>
+            <w:tcW w:type="dxa" w:w="3408"/>
+          </w:tcPr>
+          <w:p>
+            <w:r>
+              <w:t>Return voucher without tax reversal</w:t>
+            </w:r>
+          </w:p>
+        </w:tc>
+        <w:tc>
+          <w:tcPr>
+            <w:tcW w:type="dxa" w:w="3408"/>
+          </w:tcPr>
+          <w:p>
+            <w:r>
+              <w:t>Summary mismatch</w:t>
+            </w:r>
+          </w:p>
+        </w:tc>
+        <w:tc>
+          <w:tcPr>
+            <w:tcW w:type="dxa" w:w="3408"/>
+          </w:tcPr>
+          <w:p>
+            <w:r>
+              <w:t>Use proper note voucher</w:t>
+            </w:r>
+          </w:p>
+        </w:tc>
+      </w:tr>
+      <w:tr>
+        <w:tc>
+          <w:tcPr>
+            <w:tcW w:type="dxa" w:w="3408"/>
+          </w:tcPr>
+          <w:p>
+            <w:r>
+              <w:t>Wrong item GST rate</w:t>
+            </w:r>
+          </w:p>
+        </w:tc>
+        <w:tc>
+          <w:tcPr>
+            <w:tcW w:type="dxa" w:w="3408"/>
+          </w:tcPr>
+          <w:p>
+            <w:r>
+              <w:t>Invoice tax incorrect</w:t>
+            </w:r>
+          </w:p>
+        </w:tc>
+        <w:tc>
+          <w:tcPr>
+            <w:tcW w:type="dxa" w:w="3408"/>
+          </w:tcPr>
+          <w:p>
+            <w:r>
+              <w:t>Correct item master</w:t>
+            </w:r>
+          </w:p>
+        </w:tc>
+      </w:tr>
+    </w:tbl>
+    <w:p>
+      <w:r>
+        <w:br w:type="page"/>
+      </w:r>
+    </w:p>
+    <w:p>
+      <w:pPr>
         <w:pStyle w:val="Heading1"/>
       </w:pPr>
       <w:r>
@@ -5903,6 +9186,11 @@
       </w:r>
     </w:p>
     <w:p>
+      <w:r>
+        <w:br w:type="page"/>
+      </w:r>
+    </w:p>
+    <w:p>
       <w:pPr>
         <w:pStyle w:val="Heading2"/>
       </w:pPr>
@@ -5935,6 +9223,11 @@
       </w:r>
     </w:p>
     <w:p>
+      <w:r>
+        <w:br w:type="page"/>
+      </w:r>
+    </w:p>
+    <w:p>
       <w:pPr>
         <w:pStyle w:val="Heading2"/>
       </w:pPr>
@@ -5975,6 +9268,11 @@
       </w:r>
     </w:p>
     <w:p>
+      <w:r>
+        <w:br w:type="page"/>
+      </w:r>
+    </w:p>
+    <w:p>
       <w:pPr>
         <w:pStyle w:val="Heading2"/>
       </w:pPr>
@@ -5999,6 +9297,11 @@
       </w:r>
     </w:p>
     <w:p>
+      <w:r>
+        <w:br w:type="page"/>
+      </w:r>
+    </w:p>
+    <w:p>
       <w:pPr>
         <w:pStyle w:val="Heading2"/>
       </w:pPr>
@@ -6039,6 +9342,11 @@
       </w:r>
     </w:p>
     <w:p>
+      <w:r>
+        <w:br w:type="page"/>
+      </w:r>
+    </w:p>
+    <w:p>
       <w:pPr>
         <w:pStyle w:val="Heading2"/>
       </w:pPr>
@@ -6121,6 +9429,11 @@
       </w:r>
     </w:p>
     <w:p>
+      <w:r>
+        <w:br w:type="page"/>
+      </w:r>
+    </w:p>
+    <w:p>
       <w:pPr>
         <w:pStyle w:val="Heading2"/>
       </w:pPr>
@@ -6211,6 +9524,11 @@
       </w:r>
     </w:p>
     <w:p>
+      <w:r>
+        <w:br w:type="page"/>
+      </w:r>
+    </w:p>
+    <w:p>
       <w:pPr>
         <w:pStyle w:val="Heading2"/>
       </w:pPr>
@@ -6267,6 +9585,11 @@
       </w:r>
     </w:p>
     <w:p>
+      <w:r>
+        <w:br w:type="page"/>
+      </w:r>
+    </w:p>
+    <w:p>
       <w:pPr>
         <w:pStyle w:val="Heading2"/>
       </w:pPr>
@@ -6299,6 +9622,11 @@
       </w:r>
     </w:p>
     <w:p>
+      <w:r>
+        <w:br w:type="page"/>
+      </w:r>
+    </w:p>
+    <w:p>
       <w:pPr>
         <w:pStyle w:val="Heading2"/>
       </w:pPr>
@@ -6355,6 +9683,11 @@
       </w:r>
     </w:p>
     <w:p>
+      <w:r>
+        <w:br w:type="page"/>
+      </w:r>
+    </w:p>
+    <w:p>
       <w:pPr>
         <w:pStyle w:val="Heading2"/>
       </w:pPr>
@@ -6403,6 +9736,11 @@
       </w:r>
     </w:p>
     <w:p>
+      <w:r>
+        <w:br w:type="page"/>
+      </w:r>
+    </w:p>
+    <w:p>
       <w:pPr>
         <w:pStyle w:val="Heading2"/>
       </w:pPr>
@@ -6432,6 +9770,11 @@
       </w:pPr>
       <w:r>
         <w:t>3. Draft a collection action list for next week.</w:t>
+      </w:r>
+    </w:p>
+    <w:p>
+      <w:r>
+        <w:br w:type="page"/>
       </w:r>
     </w:p>
     <w:p>
@@ -6482,6 +9825,11 @@
       </w:r>
     </w:p>
     <w:p>
+      <w:r>
+        <w:br w:type="page"/>
+      </w:r>
+    </w:p>
+    <w:p>
       <w:pPr>
         <w:pStyle w:val="Heading2"/>
       </w:pPr>
@@ -6501,6 +9849,291 @@
     </w:p>
     <w:p>
       <w:pPr>
+        <w:pStyle w:val="Heading2"/>
+      </w:pPr>
+      <w:r>
+        <w:t>Receivables Control Workbook</w:t>
+      </w:r>
+    </w:p>
+    <w:tbl>
+      <w:tblPr>
+        <w:tblStyle w:val="TableGrid"/>
+        <w:tblW w:type="auto" w:w="0"/>
+        <w:tblLook w:firstColumn="1" w:firstRow="1" w:lastColumn="0" w:lastRow="0" w:noHBand="0" w:noVBand="1" w:val="04A0"/>
+      </w:tblPr>
+      <w:tblGrid>
+        <w:gridCol w:w="3408"/>
+        <w:gridCol w:w="3408"/>
+        <w:gridCol w:w="3408"/>
+      </w:tblGrid>
+      <w:tr>
+        <w:tc>
+          <w:tcPr>
+            <w:tcW w:type="dxa" w:w="3408"/>
+          </w:tcPr>
+          <w:p>
+            <w:r>
+              <w:t>Week</w:t>
+            </w:r>
+          </w:p>
+        </w:tc>
+        <w:tc>
+          <w:tcPr>
+            <w:tcW w:type="dxa" w:w="3408"/>
+          </w:tcPr>
+          <w:p>
+            <w:r>
+              <w:t>Student Action</w:t>
+            </w:r>
+          </w:p>
+        </w:tc>
+        <w:tc>
+          <w:tcPr>
+            <w:tcW w:type="dxa" w:w="3408"/>
+          </w:tcPr>
+          <w:p>
+            <w:r>
+              <w:t>Expected Output</w:t>
+            </w:r>
+          </w:p>
+        </w:tc>
+      </w:tr>
+      <w:tr>
+        <w:tc>
+          <w:tcPr>
+            <w:tcW w:type="dxa" w:w="3408"/>
+          </w:tcPr>
+          <w:p>
+            <w:r>
+              <w:t>Week 1</w:t>
+            </w:r>
+          </w:p>
+        </w:tc>
+        <w:tc>
+          <w:tcPr>
+            <w:tcW w:type="dxa" w:w="3408"/>
+          </w:tcPr>
+          <w:p>
+            <w:r>
+              <w:t>Create debtor and issue invoices</w:t>
+            </w:r>
+          </w:p>
+        </w:tc>
+        <w:tc>
+          <w:tcPr>
+            <w:tcW w:type="dxa" w:w="3408"/>
+          </w:tcPr>
+          <w:p>
+            <w:r>
+              <w:t>Bill-wise opening list</w:t>
+            </w:r>
+          </w:p>
+        </w:tc>
+      </w:tr>
+      <w:tr>
+        <w:tc>
+          <w:tcPr>
+            <w:tcW w:type="dxa" w:w="3408"/>
+          </w:tcPr>
+          <w:p>
+            <w:r>
+              <w:t>Week 2</w:t>
+            </w:r>
+          </w:p>
+        </w:tc>
+        <w:tc>
+          <w:tcPr>
+            <w:tcW w:type="dxa" w:w="3408"/>
+          </w:tcPr>
+          <w:p>
+            <w:r>
+              <w:t>Record partial receipts</w:t>
+            </w:r>
+          </w:p>
+        </w:tc>
+        <w:tc>
+          <w:tcPr>
+            <w:tcW w:type="dxa" w:w="3408"/>
+          </w:tcPr>
+          <w:p>
+            <w:r>
+              <w:t>Reduced outstanding</w:t>
+            </w:r>
+          </w:p>
+        </w:tc>
+      </w:tr>
+      <w:tr>
+        <w:tc>
+          <w:tcPr>
+            <w:tcW w:type="dxa" w:w="3408"/>
+          </w:tcPr>
+          <w:p>
+            <w:r>
+              <w:t>Week 3</w:t>
+            </w:r>
+          </w:p>
+        </w:tc>
+        <w:tc>
+          <w:tcPr>
+            <w:tcW w:type="dxa" w:w="3408"/>
+          </w:tcPr>
+          <w:p>
+            <w:r>
+              <w:t>Record settlement discount</w:t>
+            </w:r>
+          </w:p>
+        </w:tc>
+        <w:tc>
+          <w:tcPr>
+            <w:tcW w:type="dxa" w:w="3408"/>
+          </w:tcPr>
+          <w:p>
+            <w:r>
+              <w:t>Closed bill with discount</w:t>
+            </w:r>
+          </w:p>
+        </w:tc>
+      </w:tr>
+      <w:tr>
+        <w:tc>
+          <w:tcPr>
+            <w:tcW w:type="dxa" w:w="3408"/>
+          </w:tcPr>
+          <w:p>
+            <w:r>
+              <w:t>Week 4</w:t>
+            </w:r>
+          </w:p>
+        </w:tc>
+        <w:tc>
+          <w:tcPr>
+            <w:tcW w:type="dxa" w:w="3408"/>
+          </w:tcPr>
+          <w:p>
+            <w:r>
+              <w:t>Run ageing analysis</w:t>
+            </w:r>
+          </w:p>
+        </w:tc>
+        <w:tc>
+          <w:tcPr>
+            <w:tcW w:type="dxa" w:w="3408"/>
+          </w:tcPr>
+          <w:p>
+            <w:r>
+              <w:t>Overdue bucket review</w:t>
+            </w:r>
+          </w:p>
+        </w:tc>
+      </w:tr>
+    </w:tbl>
+    <w:p>
+      <w:r>
+        <w:br w:type="page"/>
+      </w:r>
+    </w:p>
+    <w:p>
+      <w:pPr>
+        <w:pStyle w:val="Heading2"/>
+      </w:pPr>
+      <w:r>
+        <w:t>Follow-Up Note Template</w:t>
+      </w:r>
+    </w:p>
+    <w:p>
+      <w:r>
+        <w:rPr>
+          <w:rFonts w:ascii="Consolas" w:hAnsi="Consolas"/>
+          <w:sz w:val="18"/>
+        </w:rPr>
+        <w:br/>
+        <w:t>Invoice No:</w:t>
+        <w:br/>
+        <w:t>Due Date:</w:t>
+        <w:br/>
+        <w:t>Last Contact Date:</w:t>
+        <w:br/>
+        <w:t>Committed Payment Date:</w:t>
+        <w:br/>
+        <w:t>Discount Offered:</w:t>
+        <w:br/>
+        <w:t>Status: Open / Follow-up / Settled</w:t>
+        <w:br/>
+        <w:t xml:space="preserve">            </w:t>
+      </w:r>
+    </w:p>
+    <w:p>
+      <w:r>
+        <w:br w:type="page"/>
+      </w:r>
+    </w:p>
+    <w:p>
+      <w:pPr>
+        <w:pStyle w:val="Heading2"/>
+      </w:pPr>
+      <w:r>
+        <w:t>Ageing Interpretation Questions</w:t>
+      </w:r>
+    </w:p>
+    <w:p>
+      <w:pPr>
+        <w:pStyle w:val="ListBullet"/>
+      </w:pPr>
+    </w:p>
+    <w:p>
+      <w:pPr>
+        <w:pStyle w:val="ListNumber"/>
+      </w:pPr>
+      <w:r>
+        <w:t>Which invoice is most overdue?</w:t>
+      </w:r>
+    </w:p>
+    <w:p>
+      <w:pPr>
+        <w:pStyle w:val="ListBullet"/>
+      </w:pPr>
+    </w:p>
+    <w:p>
+      <w:pPr>
+        <w:pStyle w:val="ListNumber"/>
+      </w:pPr>
+      <w:r>
+        <w:t>Which customer takes the highest collection time?</w:t>
+      </w:r>
+    </w:p>
+    <w:p>
+      <w:pPr>
+        <w:pStyle w:val="ListBullet"/>
+      </w:pPr>
+    </w:p>
+    <w:p>
+      <w:pPr>
+        <w:pStyle w:val="ListNumber"/>
+      </w:pPr>
+      <w:r>
+        <w:t>Was discount used to close a risky receivable?</w:t>
+      </w:r>
+    </w:p>
+    <w:p>
+      <w:pPr>
+        <w:pStyle w:val="ListBullet"/>
+      </w:pPr>
+    </w:p>
+    <w:p>
+      <w:pPr>
+        <w:pStyle w:val="ListNumber"/>
+      </w:pPr>
+      <w:r>
+        <w:t>How much is collectible in the next 7 days?</w:t>
+      </w:r>
+    </w:p>
+    <w:p>
+      <w:r>
+        <w:br w:type="page"/>
+      </w:r>
+    </w:p>
+    <w:p>
+      <w:pPr>
         <w:pStyle w:val="Heading1"/>
       </w:pPr>
       <w:r>
@@ -6513,6 +10146,11 @@
       </w:r>
     </w:p>
     <w:p>
+      <w:r>
+        <w:br w:type="page"/>
+      </w:r>
+    </w:p>
+    <w:p>
       <w:pPr>
         <w:pStyle w:val="Heading2"/>
       </w:pPr>
@@ -6545,6 +10183,11 @@
       </w:r>
     </w:p>
     <w:p>
+      <w:r>
+        <w:br w:type="page"/>
+      </w:r>
+    </w:p>
+    <w:p>
       <w:pPr>
         <w:pStyle w:val="Heading2"/>
       </w:pPr>
@@ -6558,6 +10201,11 @@
       </w:r>
     </w:p>
     <w:p>
+      <w:r>
+        <w:br w:type="page"/>
+      </w:r>
+    </w:p>
+    <w:p>
       <w:pPr>
         <w:pStyle w:val="Heading2"/>
       </w:pPr>
@@ -6654,6 +10302,11 @@
       </w:r>
     </w:p>
     <w:p>
+      <w:r>
+        <w:br w:type="page"/>
+      </w:r>
+    </w:p>
+    <w:p>
       <w:pPr>
         <w:pStyle w:val="Heading2"/>
       </w:pPr>
@@ -6702,6 +10355,11 @@
       </w:r>
     </w:p>
     <w:p>
+      <w:r>
+        <w:br w:type="page"/>
+      </w:r>
+    </w:p>
+    <w:p>
       <w:pPr>
         <w:pStyle w:val="Heading2"/>
       </w:pPr>
@@ -6734,6 +10392,11 @@
       </w:r>
     </w:p>
     <w:p>
+      <w:r>
+        <w:br w:type="page"/>
+      </w:r>
+    </w:p>
+    <w:p>
       <w:pPr>
         <w:pStyle w:val="Heading2"/>
       </w:pPr>
@@ -6766,6 +10429,11 @@
       </w:r>
     </w:p>
     <w:p>
+      <w:r>
+        <w:br w:type="page"/>
+      </w:r>
+    </w:p>
+    <w:p>
       <w:pPr>
         <w:pStyle w:val="Heading2"/>
       </w:pPr>
@@ -6798,6 +10466,11 @@
       </w:r>
     </w:p>
     <w:p>
+      <w:r>
+        <w:br w:type="page"/>
+      </w:r>
+    </w:p>
+    <w:p>
       <w:pPr>
         <w:pStyle w:val="Heading2"/>
       </w:pPr>
@@ -6830,6 +10503,11 @@
       </w:r>
     </w:p>
     <w:p>
+      <w:r>
+        <w:br w:type="page"/>
+      </w:r>
+    </w:p>
+    <w:p>
       <w:pPr>
         <w:pStyle w:val="Heading2"/>
       </w:pPr>
@@ -6870,6 +10548,11 @@
       </w:r>
     </w:p>
     <w:p>
+      <w:r>
+        <w:br w:type="page"/>
+      </w:r>
+    </w:p>
+    <w:p>
       <w:pPr>
         <w:pStyle w:val="Heading2"/>
       </w:pPr>
@@ -6918,6 +10601,11 @@
       </w:r>
     </w:p>
     <w:p>
+      <w:r>
+        <w:br w:type="page"/>
+      </w:r>
+    </w:p>
+    <w:p>
       <w:pPr>
         <w:pStyle w:val="Heading2"/>
       </w:pPr>
@@ -6974,6 +10662,11 @@
       </w:r>
     </w:p>
     <w:p>
+      <w:r>
+        <w:br w:type="page"/>
+      </w:r>
+    </w:p>
+    <w:p>
       <w:pPr>
         <w:pStyle w:val="Heading2"/>
       </w:pPr>
@@ -7022,6 +10715,11 @@
       </w:r>
     </w:p>
     <w:p>
+      <w:r>
+        <w:br w:type="page"/>
+      </w:r>
+    </w:p>
+    <w:p>
       <w:pPr>
         <w:pStyle w:val="Heading2"/>
       </w:pPr>
@@ -7054,6 +10752,11 @@
       </w:r>
     </w:p>
     <w:p>
+      <w:r>
+        <w:br w:type="page"/>
+      </w:r>
+    </w:p>
+    <w:p>
       <w:pPr>
         <w:pStyle w:val="Heading2"/>
       </w:pPr>
@@ -7127,6 +10830,11 @@
       </w:r>
     </w:p>
     <w:p>
+      <w:r>
+        <w:br w:type="page"/>
+      </w:r>
+    </w:p>
+    <w:p>
       <w:pPr>
         <w:pStyle w:val="Heading2"/>
       </w:pPr>
@@ -7141,6 +10849,366 @@
     </w:p>
     <w:p>
       <w:pPr>
+        <w:pStyle w:val="Heading2"/>
+      </w:pPr>
+      <w:r>
+        <w:t>Advanced Trading Control Pack</w:t>
+      </w:r>
+    </w:p>
+    <w:tbl>
+      <w:tblPr>
+        <w:tblStyle w:val="TableGrid"/>
+        <w:tblW w:type="auto" w:w="0"/>
+        <w:tblLook w:firstColumn="1" w:firstRow="1" w:lastColumn="0" w:lastRow="0" w:noHBand="0" w:noVBand="1" w:val="04A0"/>
+      </w:tblPr>
+      <w:tblGrid>
+        <w:gridCol w:w="3408"/>
+        <w:gridCol w:w="3408"/>
+        <w:gridCol w:w="3408"/>
+      </w:tblGrid>
+      <w:tr>
+        <w:tc>
+          <w:tcPr>
+            <w:tcW w:type="dxa" w:w="3408"/>
+          </w:tcPr>
+          <w:p>
+            <w:r>
+              <w:t>Control Area</w:t>
+            </w:r>
+          </w:p>
+        </w:tc>
+        <w:tc>
+          <w:tcPr>
+            <w:tcW w:type="dxa" w:w="3408"/>
+          </w:tcPr>
+          <w:p>
+            <w:r>
+              <w:t>Student Task</w:t>
+            </w:r>
+          </w:p>
+        </w:tc>
+        <w:tc>
+          <w:tcPr>
+            <w:tcW w:type="dxa" w:w="3408"/>
+          </w:tcPr>
+          <w:p>
+            <w:r>
+              <w:t>Evidence</w:t>
+            </w:r>
+          </w:p>
+        </w:tc>
+      </w:tr>
+      <w:tr>
+        <w:tc>
+          <w:tcPr>
+            <w:tcW w:type="dxa" w:w="3408"/>
+          </w:tcPr>
+          <w:p>
+            <w:r>
+              <w:t>Supplier control</w:t>
+            </w:r>
+          </w:p>
+        </w:tc>
+        <w:tc>
+          <w:tcPr>
+            <w:tcW w:type="dxa" w:w="3408"/>
+          </w:tcPr>
+          <w:p>
+            <w:r>
+              <w:t>Check bill-wise pending purchases</w:t>
+            </w:r>
+          </w:p>
+        </w:tc>
+        <w:tc>
+          <w:tcPr>
+            <w:tcW w:type="dxa" w:w="3408"/>
+          </w:tcPr>
+          <w:p>
+            <w:r>
+              <w:t>Creditors ageing</w:t>
+            </w:r>
+          </w:p>
+        </w:tc>
+      </w:tr>
+      <w:tr>
+        <w:tc>
+          <w:tcPr>
+            <w:tcW w:type="dxa" w:w="3408"/>
+          </w:tcPr>
+          <w:p>
+            <w:r>
+              <w:t>Customer control</w:t>
+            </w:r>
+          </w:p>
+        </w:tc>
+        <w:tc>
+          <w:tcPr>
+            <w:tcW w:type="dxa" w:w="3408"/>
+          </w:tcPr>
+          <w:p>
+            <w:r>
+              <w:t>Check overdue invoices</w:t>
+            </w:r>
+          </w:p>
+        </w:tc>
+        <w:tc>
+          <w:tcPr>
+            <w:tcW w:type="dxa" w:w="3408"/>
+          </w:tcPr>
+          <w:p>
+            <w:r>
+              <w:t>Debtors ageing</w:t>
+            </w:r>
+          </w:p>
+        </w:tc>
+      </w:tr>
+      <w:tr>
+        <w:tc>
+          <w:tcPr>
+            <w:tcW w:type="dxa" w:w="3408"/>
+          </w:tcPr>
+          <w:p>
+            <w:r>
+              <w:t>Inventory control</w:t>
+            </w:r>
+          </w:p>
+        </w:tc>
+        <w:tc>
+          <w:tcPr>
+            <w:tcW w:type="dxa" w:w="3408"/>
+          </w:tcPr>
+          <w:p>
+            <w:r>
+              <w:t>Review godown movement</w:t>
+            </w:r>
+          </w:p>
+        </w:tc>
+        <w:tc>
+          <w:tcPr>
+            <w:tcW w:type="dxa" w:w="3408"/>
+          </w:tcPr>
+          <w:p>
+            <w:r>
+              <w:t>Stock Summary by godown</w:t>
+            </w:r>
+          </w:p>
+        </w:tc>
+      </w:tr>
+      <w:tr>
+        <w:tc>
+          <w:tcPr>
+            <w:tcW w:type="dxa" w:w="3408"/>
+          </w:tcPr>
+          <w:p>
+            <w:r>
+              <w:t>Tax control</w:t>
+            </w:r>
+          </w:p>
+        </w:tc>
+        <w:tc>
+          <w:tcPr>
+            <w:tcW w:type="dxa" w:w="3408"/>
+          </w:tcPr>
+          <w:p>
+            <w:r>
+              <w:t>Verify GST ledgers</w:t>
+            </w:r>
+          </w:p>
+        </w:tc>
+        <w:tc>
+          <w:tcPr>
+            <w:tcW w:type="dxa" w:w="3408"/>
+          </w:tcPr>
+          <w:p>
+            <w:r>
+              <w:t>GST summary</w:t>
+            </w:r>
+          </w:p>
+        </w:tc>
+      </w:tr>
+      <w:tr>
+        <w:tc>
+          <w:tcPr>
+            <w:tcW w:type="dxa" w:w="3408"/>
+          </w:tcPr>
+          <w:p>
+            <w:r>
+              <w:t>Bank control</w:t>
+            </w:r>
+          </w:p>
+        </w:tc>
+        <w:tc>
+          <w:tcPr>
+            <w:tcW w:type="dxa" w:w="3408"/>
+          </w:tcPr>
+          <w:p>
+            <w:r>
+              <w:t>Match deposits and withdrawals</w:t>
+            </w:r>
+          </w:p>
+        </w:tc>
+        <w:tc>
+          <w:tcPr>
+            <w:tcW w:type="dxa" w:w="3408"/>
+          </w:tcPr>
+          <w:p>
+            <w:r>
+              <w:t>Bank reconciliation</w:t>
+            </w:r>
+          </w:p>
+        </w:tc>
+      </w:tr>
+    </w:tbl>
+    <w:p>
+      <w:r>
+        <w:br w:type="page"/>
+      </w:r>
+    </w:p>
+    <w:p>
+      <w:pPr>
+        <w:pStyle w:val="Heading2"/>
+      </w:pPr>
+      <w:r>
+        <w:t>Weekly Operations Schedule</w:t>
+      </w:r>
+    </w:p>
+    <w:p>
+      <w:pPr>
+        <w:pStyle w:val="ListBullet"/>
+      </w:pPr>
+    </w:p>
+    <w:p>
+      <w:pPr>
+        <w:pStyle w:val="ListNumber"/>
+      </w:pPr>
+      <w:r>
+        <w:t>Week 1: master updates and opening stock review.</w:t>
+      </w:r>
+    </w:p>
+    <w:p>
+      <w:pPr>
+        <w:pStyle w:val="ListBullet"/>
+      </w:pPr>
+    </w:p>
+    <w:p>
+      <w:pPr>
+        <w:pStyle w:val="ListNumber"/>
+      </w:pPr>
+      <w:r>
+        <w:t>Week 2: purchase-heavy cycle and inward freight.</w:t>
+      </w:r>
+    </w:p>
+    <w:p>
+      <w:pPr>
+        <w:pStyle w:val="ListBullet"/>
+      </w:pPr>
+    </w:p>
+    <w:p>
+      <w:pPr>
+        <w:pStyle w:val="ListNumber"/>
+      </w:pPr>
+      <w:r>
+        <w:t>Week 3: sales-heavy cycle and collection follow-up.</w:t>
+      </w:r>
+    </w:p>
+    <w:p>
+      <w:pPr>
+        <w:pStyle w:val="ListBullet"/>
+      </w:pPr>
+    </w:p>
+    <w:p>
+      <w:pPr>
+        <w:pStyle w:val="ListNumber"/>
+      </w:pPr>
+      <w:r>
+        <w:t>Week 4: returns, reconciliation, and management review.</w:t>
+      </w:r>
+    </w:p>
+    <w:p>
+      <w:r>
+        <w:br w:type="page"/>
+      </w:r>
+    </w:p>
+    <w:p>
+      <w:pPr>
+        <w:pStyle w:val="Heading2"/>
+      </w:pPr>
+      <w:r>
+        <w:t>Management Review Questions</w:t>
+      </w:r>
+    </w:p>
+    <w:p>
+      <w:pPr>
+        <w:pStyle w:val="ListBullet"/>
+      </w:pPr>
+    </w:p>
+    <w:p>
+      <w:pPr>
+        <w:pStyle w:val="ListNumber"/>
+      </w:pPr>
+      <w:r>
+        <w:t>Which godown holds slow-moving stock?</w:t>
+      </w:r>
+    </w:p>
+    <w:p>
+      <w:pPr>
+        <w:pStyle w:val="ListBullet"/>
+      </w:pPr>
+    </w:p>
+    <w:p>
+      <w:pPr>
+        <w:pStyle w:val="ListNumber"/>
+      </w:pPr>
+      <w:r>
+        <w:t>Which supplier has the highest pending payable?</w:t>
+      </w:r>
+    </w:p>
+    <w:p>
+      <w:pPr>
+        <w:pStyle w:val="ListBullet"/>
+      </w:pPr>
+    </w:p>
+    <w:p>
+      <w:pPr>
+        <w:pStyle w:val="ListNumber"/>
+      </w:pPr>
+      <w:r>
+        <w:t>Which customer is the top overdue risk?</w:t>
+      </w:r>
+    </w:p>
+    <w:p>
+      <w:pPr>
+        <w:pStyle w:val="ListBullet"/>
+      </w:pPr>
+    </w:p>
+    <w:p>
+      <w:pPr>
+        <w:pStyle w:val="ListNumber"/>
+      </w:pPr>
+      <w:r>
+        <w:t>Did GST totals match accounting totals?</w:t>
+      </w:r>
+    </w:p>
+    <w:p>
+      <w:pPr>
+        <w:pStyle w:val="ListBullet"/>
+      </w:pPr>
+    </w:p>
+    <w:p>
+      <w:pPr>
+        <w:pStyle w:val="ListNumber"/>
+      </w:pPr>
+      <w:r>
+        <w:t>Was there any negative stock situation?</w:t>
+      </w:r>
+    </w:p>
+    <w:p>
+      <w:r>
+        <w:br w:type="page"/>
+      </w:r>
+    </w:p>
+    <w:p>
+      <w:pPr>
         <w:pStyle w:val="Heading1"/>
       </w:pPr>
       <w:r>
@@ -7148,6 +11216,11 @@
       </w:r>
     </w:p>
     <w:p>
+      <w:r>
+        <w:br w:type="page"/>
+      </w:r>
+    </w:p>
+    <w:p>
       <w:pPr>
         <w:pStyle w:val="Heading2"/>
       </w:pPr>
@@ -7156,6 +11229,11 @@
       </w:r>
     </w:p>
     <w:p>
+      <w:r>
+        <w:br w:type="page"/>
+      </w:r>
+    </w:p>
+    <w:p>
       <w:pPr>
         <w:pStyle w:val="Heading2"/>
       </w:pPr>
@@ -7188,6 +11266,11 @@
       </w:r>
     </w:p>
     <w:p>
+      <w:r>
+        <w:br w:type="page"/>
+      </w:r>
+    </w:p>
+    <w:p>
       <w:pPr>
         <w:pStyle w:val="Heading2"/>
       </w:pPr>
@@ -7220,6 +11303,11 @@
       </w:r>
     </w:p>
     <w:p>
+      <w:r>
+        <w:br w:type="page"/>
+      </w:r>
+    </w:p>
+    <w:p>
       <w:pPr>
         <w:pStyle w:val="Heading2"/>
       </w:pPr>
@@ -7260,6 +11348,11 @@
       </w:r>
     </w:p>
     <w:p>
+      <w:r>
+        <w:br w:type="page"/>
+      </w:r>
+    </w:p>
+    <w:p>
       <w:pPr>
         <w:pStyle w:val="Heading2"/>
       </w:pPr>
@@ -7345,6 +11438,11 @@
       </w:r>
     </w:p>
     <w:p>
+      <w:r>
+        <w:br w:type="page"/>
+      </w:r>
+    </w:p>
+    <w:p>
       <w:pPr>
         <w:pStyle w:val="Heading2"/>
       </w:pPr>
@@ -7377,6 +11475,11 @@
       </w:r>
     </w:p>
     <w:p>
+      <w:r>
+        <w:br w:type="page"/>
+      </w:r>
+    </w:p>
+    <w:p>
       <w:pPr>
         <w:pStyle w:val="Heading2"/>
       </w:pPr>
@@ -7433,6 +11536,11 @@
       </w:r>
     </w:p>
     <w:p>
+      <w:r>
+        <w:br w:type="page"/>
+      </w:r>
+    </w:p>
+    <w:p>
       <w:pPr>
         <w:pStyle w:val="Heading2"/>
       </w:pPr>
@@ -7446,6 +11554,11 @@
       </w:r>
     </w:p>
     <w:p>
+      <w:r>
+        <w:br w:type="page"/>
+      </w:r>
+    </w:p>
+    <w:p>
       <w:pPr>
         <w:pStyle w:val="Heading2"/>
       </w:pPr>
@@ -7518,6 +11631,11 @@
       </w:r>
     </w:p>
     <w:p>
+      <w:r>
+        <w:br w:type="page"/>
+      </w:r>
+    </w:p>
+    <w:p>
       <w:pPr>
         <w:pStyle w:val="Heading2"/>
       </w:pPr>
@@ -7550,6 +11668,11 @@
       </w:r>
     </w:p>
     <w:p>
+      <w:r>
+        <w:br w:type="page"/>
+      </w:r>
+    </w:p>
+    <w:p>
       <w:pPr>
         <w:pStyle w:val="Heading2"/>
       </w:pPr>
@@ -7622,6 +11745,11 @@
       </w:r>
     </w:p>
     <w:p>
+      <w:r>
+        <w:br w:type="page"/>
+      </w:r>
+    </w:p>
+    <w:p>
       <w:pPr>
         <w:pStyle w:val="Heading2"/>
       </w:pPr>
@@ -7654,6 +11782,11 @@
       </w:r>
     </w:p>
     <w:p>
+      <w:r>
+        <w:br w:type="page"/>
+      </w:r>
+    </w:p>
+    <w:p>
       <w:pPr>
         <w:pStyle w:val="Heading2"/>
       </w:pPr>
@@ -7686,6 +11819,11 @@
       </w:r>
     </w:p>
     <w:p>
+      <w:r>
+        <w:br w:type="page"/>
+      </w:r>
+    </w:p>
+    <w:p>
       <w:pPr>
         <w:pStyle w:val="Heading2"/>
       </w:pPr>
@@ -7718,6 +11856,11 @@
       </w:r>
     </w:p>
     <w:p>
+      <w:r>
+        <w:br w:type="page"/>
+      </w:r>
+    </w:p>
+    <w:p>
       <w:pPr>
         <w:pStyle w:val="Heading2"/>
       </w:pPr>
@@ -7758,6 +11901,11 @@
       </w:r>
     </w:p>
     <w:p>
+      <w:r>
+        <w:br w:type="page"/>
+      </w:r>
+    </w:p>
+    <w:p>
       <w:pPr>
         <w:pStyle w:val="Heading2"/>
       </w:pPr>
@@ -7830,6 +11978,11 @@
       </w:r>
     </w:p>
     <w:p>
+      <w:r>
+        <w:br w:type="page"/>
+      </w:r>
+    </w:p>
+    <w:p>
       <w:pPr>
         <w:pStyle w:val="Heading2"/>
       </w:pPr>
@@ -7886,6 +12039,11 @@
       </w:r>
     </w:p>
     <w:p>
+      <w:r>
+        <w:br w:type="page"/>
+      </w:r>
+    </w:p>
+    <w:p>
       <w:pPr>
         <w:pStyle w:val="Heading2"/>
       </w:pPr>
@@ -7934,6 +12092,11 @@
       </w:r>
     </w:p>
     <w:p>
+      <w:r>
+        <w:br w:type="page"/>
+      </w:r>
+    </w:p>
+    <w:p>
       <w:pPr>
         <w:pStyle w:val="Heading2"/>
       </w:pPr>
@@ -7963,6 +12126,11 @@
       </w:pPr>
       <w:r>
         <w:t>3. Suggest two management actions based on MIS.</w:t>
+      </w:r>
+    </w:p>
+    <w:p>
+      <w:r>
+        <w:br w:type="page"/>
       </w:r>
     </w:p>
     <w:p>
@@ -8178,6 +12346,11 @@
       </w:tr>
     </w:tbl>
     <w:p>
+      <w:r>
+        <w:br w:type="page"/>
+      </w:r>
+    </w:p>
+    <w:p>
       <w:pPr>
         <w:pStyle w:val="Heading2"/>
       </w:pPr>
@@ -8200,6 +12373,384 @@
     </w:p>
     <w:p>
       <w:pPr>
+        <w:pStyle w:val="Heading2"/>
+      </w:pPr>
+      <w:r>
+        <w:t>Year-End Audit and Closing Calendar</w:t>
+      </w:r>
+    </w:p>
+    <w:tbl>
+      <w:tblPr>
+        <w:tblStyle w:val="TableGrid"/>
+        <w:tblW w:type="auto" w:w="0"/>
+        <w:tblLook w:firstColumn="1" w:firstRow="1" w:lastColumn="0" w:lastRow="0" w:noHBand="0" w:noVBand="1" w:val="04A0"/>
+      </w:tblPr>
+      <w:tblGrid>
+        <w:gridCol w:w="3408"/>
+        <w:gridCol w:w="3408"/>
+        <w:gridCol w:w="3408"/>
+      </w:tblGrid>
+      <w:tr>
+        <w:tc>
+          <w:tcPr>
+            <w:tcW w:type="dxa" w:w="3408"/>
+          </w:tcPr>
+          <w:p>
+            <w:r>
+              <w:t>Stage</w:t>
+            </w:r>
+          </w:p>
+        </w:tc>
+        <w:tc>
+          <w:tcPr>
+            <w:tcW w:type="dxa" w:w="3408"/>
+          </w:tcPr>
+          <w:p>
+            <w:r>
+              <w:t>Task</w:t>
+            </w:r>
+          </w:p>
+        </w:tc>
+        <w:tc>
+          <w:tcPr>
+            <w:tcW w:type="dxa" w:w="3408"/>
+          </w:tcPr>
+          <w:p>
+            <w:r>
+              <w:t>Output</w:t>
+            </w:r>
+          </w:p>
+        </w:tc>
+      </w:tr>
+      <w:tr>
+        <w:tc>
+          <w:tcPr>
+            <w:tcW w:type="dxa" w:w="3408"/>
+          </w:tcPr>
+          <w:p>
+            <w:r>
+              <w:t>Pre-close</w:t>
+            </w:r>
+          </w:p>
+        </w:tc>
+        <w:tc>
+          <w:tcPr>
+            <w:tcW w:type="dxa" w:w="3408"/>
+          </w:tcPr>
+          <w:p>
+            <w:r>
+              <w:t>Backup and freeze cut-off</w:t>
+            </w:r>
+          </w:p>
+        </w:tc>
+        <w:tc>
+          <w:tcPr>
+            <w:tcW w:type="dxa" w:w="3408"/>
+          </w:tcPr>
+          <w:p>
+            <w:r>
+              <w:t>Safe working copy</w:t>
+            </w:r>
+          </w:p>
+        </w:tc>
+      </w:tr>
+      <w:tr>
+        <w:tc>
+          <w:tcPr>
+            <w:tcW w:type="dxa" w:w="3408"/>
+          </w:tcPr>
+          <w:p>
+            <w:r>
+              <w:t>Adjustment</w:t>
+            </w:r>
+          </w:p>
+        </w:tc>
+        <w:tc>
+          <w:tcPr>
+            <w:tcW w:type="dxa" w:w="3408"/>
+          </w:tcPr>
+          <w:p>
+            <w:r>
+              <w:t>Depreciation, accruals, prepaid entries</w:t>
+            </w:r>
+          </w:p>
+        </w:tc>
+        <w:tc>
+          <w:tcPr>
+            <w:tcW w:type="dxa" w:w="3408"/>
+          </w:tcPr>
+          <w:p>
+            <w:r>
+              <w:t>Adjusted trial balance</w:t>
+            </w:r>
+          </w:p>
+        </w:tc>
+      </w:tr>
+      <w:tr>
+        <w:tc>
+          <w:tcPr>
+            <w:tcW w:type="dxa" w:w="3408"/>
+          </w:tcPr>
+          <w:p>
+            <w:r>
+              <w:t>Verification</w:t>
+            </w:r>
+          </w:p>
+        </w:tc>
+        <w:tc>
+          <w:tcPr>
+            <w:tcW w:type="dxa" w:w="3408"/>
+          </w:tcPr>
+          <w:p>
+            <w:r>
+              <w:t>GST, ledgers, books scrutiny</w:t>
+            </w:r>
+          </w:p>
+        </w:tc>
+        <w:tc>
+          <w:tcPr>
+            <w:tcW w:type="dxa" w:w="3408"/>
+          </w:tcPr>
+          <w:p>
+            <w:r>
+              <w:t>Error list</w:t>
+            </w:r>
+          </w:p>
+        </w:tc>
+      </w:tr>
+      <w:tr>
+        <w:tc>
+          <w:tcPr>
+            <w:tcW w:type="dxa" w:w="3408"/>
+          </w:tcPr>
+          <w:p>
+            <w:r>
+              <w:t>Finalization</w:t>
+            </w:r>
+          </w:p>
+        </w:tc>
+        <w:tc>
+          <w:tcPr>
+            <w:tcW w:type="dxa" w:w="3408"/>
+          </w:tcPr>
+          <w:p>
+            <w:r>
+              <w:t>P&amp;L and Balance Sheet review</w:t>
+            </w:r>
+          </w:p>
+        </w:tc>
+        <w:tc>
+          <w:tcPr>
+            <w:tcW w:type="dxa" w:w="3408"/>
+          </w:tcPr>
+          <w:p>
+            <w:r>
+              <w:t>Final accounts</w:t>
+            </w:r>
+          </w:p>
+        </w:tc>
+      </w:tr>
+      <w:tr>
+        <w:tc>
+          <w:tcPr>
+            <w:tcW w:type="dxa" w:w="3408"/>
+          </w:tcPr>
+          <w:p>
+            <w:r>
+              <w:t>Carry-forward</w:t>
+            </w:r>
+          </w:p>
+        </w:tc>
+        <w:tc>
+          <w:tcPr>
+            <w:tcW w:type="dxa" w:w="3408"/>
+          </w:tcPr>
+          <w:p>
+            <w:r>
+              <w:t>Opening balance readiness</w:t>
+            </w:r>
+          </w:p>
+        </w:tc>
+        <w:tc>
+          <w:tcPr>
+            <w:tcW w:type="dxa" w:w="3408"/>
+          </w:tcPr>
+          <w:p>
+            <w:r>
+              <w:t>Next-year start pack</w:t>
+            </w:r>
+          </w:p>
+        </w:tc>
+      </w:tr>
+    </w:tbl>
+    <w:p>
+      <w:r>
+        <w:br w:type="page"/>
+      </w:r>
+    </w:p>
+    <w:p>
+      <w:pPr>
+        <w:pStyle w:val="Heading2"/>
+      </w:pPr>
+      <w:r>
+        <w:t>Manufacturing Mini-Case</w:t>
+      </w:r>
+    </w:p>
+    <w:p>
+      <w:pPr>
+        <w:pStyle w:val="ListBullet"/>
+      </w:pPr>
+    </w:p>
+    <w:p>
+      <w:pPr>
+        <w:pStyle w:val="ListNumber"/>
+      </w:pPr>
+      <w:r>
+        <w:t>Purchase raw material.</w:t>
+      </w:r>
+    </w:p>
+    <w:p>
+      <w:pPr>
+        <w:pStyle w:val="ListBullet"/>
+      </w:pPr>
+    </w:p>
+    <w:p>
+      <w:pPr>
+        <w:pStyle w:val="ListNumber"/>
+      </w:pPr>
+      <w:r>
+        <w:t>Issue material for production.</w:t>
+      </w:r>
+    </w:p>
+    <w:p>
+      <w:pPr>
+        <w:pStyle w:val="ListBullet"/>
+      </w:pPr>
+    </w:p>
+    <w:p>
+      <w:pPr>
+        <w:pStyle w:val="ListNumber"/>
+      </w:pPr>
+      <w:r>
+        <w:t>Record finished goods output.</w:t>
+      </w:r>
+    </w:p>
+    <w:p>
+      <w:pPr>
+        <w:pStyle w:val="ListBullet"/>
+      </w:pPr>
+    </w:p>
+    <w:p>
+      <w:pPr>
+        <w:pStyle w:val="ListNumber"/>
+      </w:pPr>
+      <w:r>
+        <w:t>Sell finished goods with GST.</w:t>
+      </w:r>
+    </w:p>
+    <w:p>
+      <w:pPr>
+        <w:pStyle w:val="ListBullet"/>
+      </w:pPr>
+    </w:p>
+    <w:p>
+      <w:pPr>
+        <w:pStyle w:val="ListNumber"/>
+      </w:pPr>
+      <w:r>
+        <w:t>Review margin and stock cost impact.</w:t>
+      </w:r>
+    </w:p>
+    <w:p>
+      <w:r>
+        <w:br w:type="page"/>
+      </w:r>
+    </w:p>
+    <w:p>
+      <w:pPr>
+        <w:pStyle w:val="Heading2"/>
+      </w:pPr>
+      <w:r>
+        <w:t>Payroll Mini-Case</w:t>
+      </w:r>
+    </w:p>
+    <w:p>
+      <w:pPr>
+        <w:pStyle w:val="ListBullet"/>
+      </w:pPr>
+    </w:p>
+    <w:p>
+      <w:pPr>
+        <w:pStyle w:val="ListNumber"/>
+      </w:pPr>
+      <w:r>
+        <w:t>Create employee group and pay heads.</w:t>
+      </w:r>
+    </w:p>
+    <w:p>
+      <w:pPr>
+        <w:pStyle w:val="ListBullet"/>
+      </w:pPr>
+    </w:p>
+    <w:p>
+      <w:pPr>
+        <w:pStyle w:val="ListNumber"/>
+      </w:pPr>
+      <w:r>
+        <w:t>Define Basic, HRA, TA, Bonus, PF, ESIC.</w:t>
+      </w:r>
+    </w:p>
+    <w:p>
+      <w:pPr>
+        <w:pStyle w:val="ListBullet"/>
+      </w:pPr>
+    </w:p>
+    <w:p>
+      <w:pPr>
+        <w:pStyle w:val="ListNumber"/>
+      </w:pPr>
+      <w:r>
+        <w:t>Record attendance or monthly payroll voucher.</w:t>
+      </w:r>
+    </w:p>
+    <w:p>
+      <w:pPr>
+        <w:pStyle w:val="ListBullet"/>
+      </w:pPr>
+    </w:p>
+    <w:p>
+      <w:pPr>
+        <w:pStyle w:val="ListNumber"/>
+      </w:pPr>
+      <w:r>
+        <w:t>Pay net salary by bank.</w:t>
+      </w:r>
+    </w:p>
+    <w:p>
+      <w:pPr>
+        <w:pStyle w:val="ListBullet"/>
+      </w:pPr>
+    </w:p>
+    <w:p>
+      <w:pPr>
+        <w:pStyle w:val="ListNumber"/>
+      </w:pPr>
+      <w:r>
+        <w:t>Review payroll cost in Profit and Loss.</w:t>
+      </w:r>
+    </w:p>
+    <w:p>
+      <w:r>
+        <w:t>This gives students a bridge from accounting-only work into operational modules used by real businesses.</w:t>
+      </w:r>
+    </w:p>
+    <w:p>
+      <w:r>
+        <w:br w:type="page"/>
+      </w:r>
+    </w:p>
+    <w:p>
+      <w:pPr>
         <w:pStyle w:val="Heading1"/>
       </w:pPr>
       <w:r>
@@ -8207,6 +12758,11 @@
       </w:r>
     </w:p>
     <w:p>
+      <w:r>
+        <w:br w:type="page"/>
+      </w:r>
+    </w:p>
+    <w:p>
       <w:pPr>
         <w:pStyle w:val="Heading2"/>
       </w:pPr>
@@ -8303,6 +12859,11 @@
       </w:r>
     </w:p>
     <w:p>
+      <w:r>
+        <w:br w:type="page"/>
+      </w:r>
+    </w:p>
+    <w:p>
       <w:pPr>
         <w:pStyle w:val="Heading2"/>
       </w:pPr>
@@ -8329,6 +12890,11 @@
       </w:r>
     </w:p>
     <w:p>
+      <w:r>
+        <w:br w:type="page"/>
+      </w:r>
+    </w:p>
+    <w:p>
       <w:pPr>
         <w:pStyle w:val="Heading2"/>
       </w:pPr>
@@ -8342,6 +12908,11 @@
       </w:r>
     </w:p>
     <w:p>
+      <w:r>
+        <w:br w:type="page"/>
+      </w:r>
+    </w:p>
+    <w:p>
       <w:pPr>
         <w:pStyle w:val="Heading2"/>
       </w:pPr>
@@ -8382,6 +12953,11 @@
       </w:r>
     </w:p>
     <w:p>
+      <w:r>
+        <w:br w:type="page"/>
+      </w:r>
+    </w:p>
+    <w:p>
       <w:pPr>
         <w:pStyle w:val="Heading2"/>
       </w:pPr>
@@ -8398,6 +12974,11 @@
       </w:r>
     </w:p>
     <w:p>
+      <w:r>
+        <w:br w:type="page"/>
+      </w:r>
+    </w:p>
+    <w:p>
       <w:pPr>
         <w:pStyle w:val="Heading2"/>
       </w:pPr>
@@ -8438,6 +13019,11 @@
       </w:r>
     </w:p>
     <w:p>
+      <w:r>
+        <w:br w:type="page"/>
+      </w:r>
+    </w:p>
+    <w:p>
       <w:pPr>
         <w:pStyle w:val="Heading2"/>
       </w:pPr>
@@ -8454,6 +13040,11 @@
       </w:r>
     </w:p>
     <w:p>
+      <w:r>
+        <w:br w:type="page"/>
+      </w:r>
+    </w:p>
+    <w:p>
       <w:pPr>
         <w:pStyle w:val="Heading2"/>
       </w:pPr>
@@ -8494,6 +13085,11 @@
       </w:r>
     </w:p>
     <w:p>
+      <w:r>
+        <w:br w:type="page"/>
+      </w:r>
+    </w:p>
+    <w:p>
       <w:pPr>
         <w:pStyle w:val="Heading2"/>
       </w:pPr>
@@ -8510,6 +13106,11 @@
       </w:r>
     </w:p>
     <w:p>
+      <w:r>
+        <w:br w:type="page"/>
+      </w:r>
+    </w:p>
+    <w:p>
       <w:pPr>
         <w:pStyle w:val="Heading2"/>
       </w:pPr>
@@ -8550,6 +13151,11 @@
       </w:r>
     </w:p>
     <w:p>
+      <w:r>
+        <w:br w:type="page"/>
+      </w:r>
+    </w:p>
+    <w:p>
       <w:pPr>
         <w:pStyle w:val="Heading2"/>
       </w:pPr>
@@ -8566,6 +13172,11 @@
       </w:r>
     </w:p>
     <w:p>
+      <w:r>
+        <w:br w:type="page"/>
+      </w:r>
+    </w:p>
+    <w:p>
       <w:pPr>
         <w:pStyle w:val="Heading2"/>
       </w:pPr>
@@ -8614,6 +13225,11 @@
       </w:r>
     </w:p>
     <w:p>
+      <w:r>
+        <w:br w:type="page"/>
+      </w:r>
+    </w:p>
+    <w:p>
       <w:pPr>
         <w:pStyle w:val="Heading2"/>
       </w:pPr>
@@ -8646,6 +13262,11 @@
       </w:r>
     </w:p>
     <w:p>
+      <w:r>
+        <w:br w:type="page"/>
+      </w:r>
+    </w:p>
+    <w:p>
       <w:pPr>
         <w:pStyle w:val="Heading2"/>
       </w:pPr>
@@ -8662,6 +13283,11 @@
       </w:r>
     </w:p>
     <w:p>
+      <w:r>
+        <w:br w:type="page"/>
+      </w:r>
+    </w:p>
+    <w:p>
       <w:pPr>
         <w:pStyle w:val="Heading2"/>
       </w:pPr>
@@ -8702,6 +13328,11 @@
       </w:r>
     </w:p>
     <w:p>
+      <w:r>
+        <w:br w:type="page"/>
+      </w:r>
+    </w:p>
+    <w:p>
       <w:pPr>
         <w:pStyle w:val="Heading2"/>
       </w:pPr>
@@ -8718,6 +13349,11 @@
       </w:r>
     </w:p>
     <w:p>
+      <w:r>
+        <w:br w:type="page"/>
+      </w:r>
+    </w:p>
+    <w:p>
       <w:pPr>
         <w:pStyle w:val="Heading2"/>
       </w:pPr>
@@ -8902,6 +13538,11 @@
       </w:r>
     </w:p>
     <w:p>
+      <w:r>
+        <w:br w:type="page"/>
+      </w:r>
+    </w:p>
+    <w:p>
       <w:pPr>
         <w:pStyle w:val="Heading2"/>
       </w:pPr>
@@ -8955,6 +13596,11 @@
       </w:pPr>
       <w:r>
         <w:t>- Do not skip narration.</w:t>
+      </w:r>
+    </w:p>
+    <w:p>
+      <w:r>
+        <w:br w:type="page"/>
       </w:r>
     </w:p>
     <w:p>
@@ -8998,6 +13644,11 @@
       </w:r>
     </w:p>
     <w:p>
+      <w:r>
+        <w:br w:type="page"/>
+      </w:r>
+    </w:p>
+    <w:p>
       <w:pPr>
         <w:pStyle w:val="Heading2"/>
       </w:pPr>
@@ -9068,6 +13719,437 @@
       </w:pPr>
       <w:r>
         <w:t>Repeat with your own dataset.</w:t>
+      </w:r>
+    </w:p>
+    <w:p>
+      <w:r>
+        <w:br w:type="page"/>
+      </w:r>
+    </w:p>
+    <w:p>
+      <w:pPr>
+        <w:pStyle w:val="Heading2"/>
+      </w:pPr>
+      <w:r>
+        <w:t>Configuration Field-by-Field Guide</w:t>
+      </w:r>
+    </w:p>
+    <w:tbl>
+      <w:tblPr>
+        <w:tblStyle w:val="TableGrid"/>
+        <w:tblW w:type="auto" w:w="0"/>
+        <w:tblLook w:firstColumn="1" w:firstRow="1" w:lastColumn="0" w:lastRow="0" w:noHBand="0" w:noVBand="1" w:val="04A0"/>
+      </w:tblPr>
+      <w:tblGrid>
+        <w:gridCol w:w="3408"/>
+        <w:gridCol w:w="3408"/>
+        <w:gridCol w:w="3408"/>
+      </w:tblGrid>
+      <w:tr>
+        <w:tc>
+          <w:tcPr>
+            <w:tcW w:type="dxa" w:w="3408"/>
+          </w:tcPr>
+          <w:p>
+            <w:r>
+              <w:t>Screen</w:t>
+            </w:r>
+          </w:p>
+        </w:tc>
+        <w:tc>
+          <w:tcPr>
+            <w:tcW w:type="dxa" w:w="3408"/>
+          </w:tcPr>
+          <w:p>
+            <w:r>
+              <w:t>Field</w:t>
+            </w:r>
+          </w:p>
+        </w:tc>
+        <w:tc>
+          <w:tcPr>
+            <w:tcW w:type="dxa" w:w="3408"/>
+          </w:tcPr>
+          <w:p>
+            <w:r>
+              <w:t>Student Purpose</w:t>
+            </w:r>
+          </w:p>
+        </w:tc>
+      </w:tr>
+      <w:tr>
+        <w:tc>
+          <w:tcPr>
+            <w:tcW w:type="dxa" w:w="3408"/>
+          </w:tcPr>
+          <w:p>
+            <w:r>
+              <w:t>Create Company</w:t>
+            </w:r>
+          </w:p>
+        </w:tc>
+        <w:tc>
+          <w:tcPr>
+            <w:tcW w:type="dxa" w:w="3408"/>
+          </w:tcPr>
+          <w:p>
+            <w:r>
+              <w:t>Financial Year Beginning</w:t>
+            </w:r>
+          </w:p>
+        </w:tc>
+        <w:tc>
+          <w:tcPr>
+            <w:tcW w:type="dxa" w:w="3408"/>
+          </w:tcPr>
+          <w:p>
+            <w:r>
+              <w:t>Sets reporting year</w:t>
+            </w:r>
+          </w:p>
+        </w:tc>
+      </w:tr>
+      <w:tr>
+        <w:tc>
+          <w:tcPr>
+            <w:tcW w:type="dxa" w:w="3408"/>
+          </w:tcPr>
+          <w:p>
+            <w:r>
+              <w:t>Create Company</w:t>
+            </w:r>
+          </w:p>
+        </w:tc>
+        <w:tc>
+          <w:tcPr>
+            <w:tcW w:type="dxa" w:w="3408"/>
+          </w:tcPr>
+          <w:p>
+            <w:r>
+              <w:t>Books Beginning From</w:t>
+            </w:r>
+          </w:p>
+        </w:tc>
+        <w:tc>
+          <w:tcPr>
+            <w:tcW w:type="dxa" w:w="3408"/>
+          </w:tcPr>
+          <w:p>
+            <w:r>
+              <w:t>Controls first voucher date</w:t>
+            </w:r>
+          </w:p>
+        </w:tc>
+      </w:tr>
+      <w:tr>
+        <w:tc>
+          <w:tcPr>
+            <w:tcW w:type="dxa" w:w="3408"/>
+          </w:tcPr>
+          <w:p>
+            <w:r>
+              <w:t>F11</w:t>
+            </w:r>
+          </w:p>
+        </w:tc>
+        <w:tc>
+          <w:tcPr>
+            <w:tcW w:type="dxa" w:w="3408"/>
+          </w:tcPr>
+          <w:p>
+            <w:r>
+              <w:t>Bill-wise details</w:t>
+            </w:r>
+          </w:p>
+        </w:tc>
+        <w:tc>
+          <w:tcPr>
+            <w:tcW w:type="dxa" w:w="3408"/>
+          </w:tcPr>
+          <w:p>
+            <w:r>
+              <w:t>Enables receivable tracking</w:t>
+            </w:r>
+          </w:p>
+        </w:tc>
+      </w:tr>
+      <w:tr>
+        <w:tc>
+          <w:tcPr>
+            <w:tcW w:type="dxa" w:w="3408"/>
+          </w:tcPr>
+          <w:p>
+            <w:r>
+              <w:t>F11</w:t>
+            </w:r>
+          </w:p>
+        </w:tc>
+        <w:tc>
+          <w:tcPr>
+            <w:tcW w:type="dxa" w:w="3408"/>
+          </w:tcPr>
+          <w:p>
+            <w:r>
+              <w:t>GST</w:t>
+            </w:r>
+          </w:p>
+        </w:tc>
+        <w:tc>
+          <w:tcPr>
+            <w:tcW w:type="dxa" w:w="3408"/>
+          </w:tcPr>
+          <w:p>
+            <w:r>
+              <w:t>Enables statutory behavior</w:t>
+            </w:r>
+          </w:p>
+        </w:tc>
+      </w:tr>
+      <w:tr>
+        <w:tc>
+          <w:tcPr>
+            <w:tcW w:type="dxa" w:w="3408"/>
+          </w:tcPr>
+          <w:p>
+            <w:r>
+              <w:t>F12</w:t>
+            </w:r>
+          </w:p>
+        </w:tc>
+        <w:tc>
+          <w:tcPr>
+            <w:tcW w:type="dxa" w:w="3408"/>
+          </w:tcPr>
+          <w:p>
+            <w:r>
+              <w:t>Narration</w:t>
+            </w:r>
+          </w:p>
+        </w:tc>
+        <w:tc>
+          <w:tcPr>
+            <w:tcW w:type="dxa" w:w="3408"/>
+          </w:tcPr>
+          <w:p>
+            <w:r>
+              <w:t>Improves entry clarity</w:t>
+            </w:r>
+          </w:p>
+        </w:tc>
+      </w:tr>
+      <w:tr>
+        <w:tc>
+          <w:tcPr>
+            <w:tcW w:type="dxa" w:w="3408"/>
+          </w:tcPr>
+          <w:p>
+            <w:r>
+              <w:t>Security</w:t>
+            </w:r>
+          </w:p>
+        </w:tc>
+        <w:tc>
+          <w:tcPr>
+            <w:tcW w:type="dxa" w:w="3408"/>
+          </w:tcPr>
+          <w:p>
+            <w:r>
+              <w:t>User Access Control</w:t>
+            </w:r>
+          </w:p>
+        </w:tc>
+        <w:tc>
+          <w:tcPr>
+            <w:tcW w:type="dxa" w:w="3408"/>
+          </w:tcPr>
+          <w:p>
+            <w:r>
+              <w:t>Protects data and processes</w:t>
+            </w:r>
+          </w:p>
+        </w:tc>
+      </w:tr>
+    </w:tbl>
+    <w:p>
+      <w:r>
+        <w:br w:type="page"/>
+      </w:r>
+    </w:p>
+    <w:p>
+      <w:pPr>
+        <w:pStyle w:val="Heading2"/>
+      </w:pPr>
+      <w:r>
+        <w:t>First-Week Practice Roadmap</w:t>
+      </w:r>
+    </w:p>
+    <w:p>
+      <w:pPr>
+        <w:pStyle w:val="ListBullet"/>
+      </w:pPr>
+    </w:p>
+    <w:p>
+      <w:pPr>
+        <w:pStyle w:val="ListNumber"/>
+      </w:pPr>
+      <w:r>
+        <w:t>Day 1: install, create company, learn Gateway.</w:t>
+      </w:r>
+    </w:p>
+    <w:p>
+      <w:pPr>
+        <w:pStyle w:val="ListBullet"/>
+      </w:pPr>
+    </w:p>
+    <w:p>
+      <w:pPr>
+        <w:pStyle w:val="ListNumber"/>
+      </w:pPr>
+      <w:r>
+        <w:t>Day 2: create ledgers and groups.</w:t>
+      </w:r>
+    </w:p>
+    <w:p>
+      <w:pPr>
+        <w:pStyle w:val="ListBullet"/>
+      </w:pPr>
+    </w:p>
+    <w:p>
+      <w:pPr>
+        <w:pStyle w:val="ListNumber"/>
+      </w:pPr>
+      <w:r>
+        <w:t>Day 3: pass receipt, payment, contra.</w:t>
+      </w:r>
+    </w:p>
+    <w:p>
+      <w:pPr>
+        <w:pStyle w:val="ListBullet"/>
+      </w:pPr>
+    </w:p>
+    <w:p>
+      <w:pPr>
+        <w:pStyle w:val="ListNumber"/>
+      </w:pPr>
+      <w:r>
+        <w:t>Day 4: pass sales and purchase vouchers.</w:t>
+      </w:r>
+    </w:p>
+    <w:p>
+      <w:pPr>
+        <w:pStyle w:val="ListBullet"/>
+      </w:pPr>
+    </w:p>
+    <w:p>
+      <w:pPr>
+        <w:pStyle w:val="ListNumber"/>
+      </w:pPr>
+      <w:r>
+        <w:t>Day 5: check Day Book, Trial Balance, P&amp;L.</w:t>
+      </w:r>
+    </w:p>
+    <w:p>
+      <w:pPr>
+        <w:pStyle w:val="ListBullet"/>
+      </w:pPr>
+    </w:p>
+    <w:p>
+      <w:pPr>
+        <w:pStyle w:val="ListNumber"/>
+      </w:pPr>
+      <w:r>
+        <w:t>Day 6: inventory masters and stock summary.</w:t>
+      </w:r>
+    </w:p>
+    <w:p>
+      <w:pPr>
+        <w:pStyle w:val="ListBullet"/>
+      </w:pPr>
+    </w:p>
+    <w:p>
+      <w:pPr>
+        <w:pStyle w:val="ListNumber"/>
+      </w:pPr>
+      <w:r>
+        <w:t>Day 7: export and backup practice.</w:t>
+      </w:r>
+    </w:p>
+    <w:p>
+      <w:r>
+        <w:br w:type="page"/>
+      </w:r>
+    </w:p>
+    <w:p>
+      <w:pPr>
+        <w:pStyle w:val="Heading2"/>
+      </w:pPr>
+      <w:r>
+        <w:t>Setup Mistakes to Avoid</w:t>
+      </w:r>
+    </w:p>
+    <w:p>
+      <w:pPr>
+        <w:pStyle w:val="ListBullet"/>
+      </w:pPr>
+    </w:p>
+    <w:p>
+      <w:pPr>
+        <w:pStyle w:val="ListNumber"/>
+      </w:pPr>
+      <w:r>
+        <w:t>Wrong financial year while creating company.</w:t>
+      </w:r>
+    </w:p>
+    <w:p>
+      <w:pPr>
+        <w:pStyle w:val="ListBullet"/>
+      </w:pPr>
+    </w:p>
+    <w:p>
+      <w:pPr>
+        <w:pStyle w:val="ListNumber"/>
+      </w:pPr>
+      <w:r>
+        <w:t>Posting vouchers before core ledgers are ready.</w:t>
+      </w:r>
+    </w:p>
+    <w:p>
+      <w:pPr>
+        <w:pStyle w:val="ListBullet"/>
+      </w:pPr>
+    </w:p>
+    <w:p>
+      <w:pPr>
+        <w:pStyle w:val="ListNumber"/>
+      </w:pPr>
+      <w:r>
+        <w:t>Skipping narration and later forgetting transaction purpose.</w:t>
+      </w:r>
+    </w:p>
+    <w:p>
+      <w:pPr>
+        <w:pStyle w:val="ListBullet"/>
+      </w:pPr>
+    </w:p>
+    <w:p>
+      <w:pPr>
+        <w:pStyle w:val="ListNumber"/>
+      </w:pPr>
+      <w:r>
+        <w:t>Enabling GST but not creating proper ledgers.</w:t>
+      </w:r>
+    </w:p>
+    <w:p>
+      <w:pPr>
+        <w:pStyle w:val="ListBullet"/>
+      </w:pPr>
+    </w:p>
+    <w:p>
+      <w:pPr>
+        <w:pStyle w:val="ListNumber"/>
+      </w:pPr>
+      <w:r>
+        <w:t>Ignoring backup discipline after major practice sessions.</w:t>
       </w:r>
     </w:p>
     <w:p>
